--- a/Documentations/Manuel-Larka-Visionneur-Utilisateur.docx
+++ b/Documentations/Manuel-Larka-Visionneur-Utilisateur.docx
@@ -4,7 +4,50 @@
   <w:body>
     <w:p>
       <w:pPr>
-        <w:spacing w:before="1500"/>
+        <w:spacing w:before="800" w:after="0"/>
+        <w:jc w:val="center"/>
+      </w:pPr>
+      <w:r>
+        <w:drawing>
+          <wp:inline distT="0" distB="0" distL="0" distR="0">
+            <wp:extent cx="1051560" cy="1051560"/>
+            <wp:effectExtent l="0" t="0" r="0" b="0"/>
+            <wp:docPr id="9001" name="Logo Larka" descr="Logo Larka"/>
+            <wp:cNvGraphicFramePr>
+              <a:graphicFrameLocks xmlns:a="http://schemas.openxmlformats.org/drawingml/2006/main" noChangeAspect="1"/>
+            </wp:cNvGraphicFramePr>
+            <a:graphic xmlns:a="http://schemas.openxmlformats.org/drawingml/2006/main">
+              <a:graphicData uri="http://schemas.openxmlformats.org/drawingml/2006/picture">
+                <pic:pic xmlns:pic="http://schemas.openxmlformats.org/drawingml/2006/picture">
+                  <pic:nvPicPr>
+                    <pic:cNvPr id="9001" name="Logo Larka"/>
+                    <pic:cNvPicPr/>
+                  </pic:nvPicPr>
+                  <pic:blipFill>
+                    <a:blip r:embed="rIdLogoLarka"/>
+                    <a:stretch>
+                      <a:fillRect/>
+                    </a:stretch>
+                  </pic:blipFill>
+                  <pic:spPr>
+                    <a:xfrm>
+                      <a:off x="0" y="0"/>
+                      <a:ext cx="1051560" cy="1051560"/>
+                    </a:xfrm>
+                    <a:prstGeom prst="rect">
+                      <a:avLst/>
+                    </a:prstGeom>
+                  </pic:spPr>
+                </pic:pic>
+              </a:graphicData>
+            </a:graphic>
+          </wp:inline>
+        </w:drawing>
+      </w:r>
+    </w:p>
+    <w:p>
+      <w:pPr>
+        <w:spacing w:before="200"/>
         <w:jc w:val="center"/>
       </w:pPr>
       <w:r>
@@ -148,7 +191,7 @@
           <w:sz w:val="19"/>
           <w:szCs w:val="19"/>
         </w:rPr>
-        <w:t xml:space="preserve">Version 1.0 (V1 — 1.0.0) — 6 août 2026</w:t>
+        <w:t xml:space="preserve">Manuels version 2.0 — Larka V.Beta 2.0.0 — 24 septembre 2026</w:t>
       </w:r>
     </w:p>
     <w:p>
@@ -218,44 +261,13 @@
             <w:instrText>TOC \h \o "1-3"</w:instrText>
             <w:fldChar w:fldCharType="separate"/>
           </w:r>
-          <w:hyperlink w:anchor="_Toc235786826" w:history="1">
+          <w:hyperlink w:anchor="_Toc235786827" w:history="1">
             <w:r>
               <w:rPr>
                 <w:rStyle w:val="Lienhypertexte"/>
                 <w:noProof/>
               </w:rPr>
-              <w:t>Sommaire</w:t>
-            </w:r>
-            <w:r>
-              <w:rPr>
-                <w:noProof/>
-              </w:rPr>
-              <w:tab/>
-              <w:fldChar w:fldCharType="begin"/>
-              <w:instrText xml:space="preserve"> PAGEREF _Toc235786826 \h </w:instrText>
-              <w:fldChar w:fldCharType="separate"/>
-              <w:t>2</w:t>
-              <w:fldChar w:fldCharType="end"/>
-            </w:r>
-          </w:hyperlink>
-        </w:p>
-        <w:p>
-          <w:pPr>
-            <w:pStyle w:val="TM1"/>
-            <w:tabs>
-              <w:tab w:val="right" w:leader="dot" w:pos="9350"/>
-            </w:tabs>
-            <w:rPr>
-              <w:noProof/>
-            </w:rPr>
-          </w:pPr>
-          <w:hyperlink w:anchor="_Toc235786827" w:history="1">
-            <w:r>
-              <w:rPr>
-                <w:rStyle w:val="Lienhypertexte"/>
-                <w:noProof/>
-              </w:rPr>
-              <w:t>Bienvenue</w:t>
+              <w:t xml:space="preserve">Bienvenue</w:t>
             </w:r>
             <w:r>
               <w:rPr>
@@ -265,7 +277,7 @@
               <w:fldChar w:fldCharType="begin"/>
               <w:instrText xml:space="preserve"> PAGEREF _Toc235786827 \h </w:instrText>
               <w:fldChar w:fldCharType="separate"/>
-              <w:t>4</w:t>
+              <w:t>3</w:t>
               <w:fldChar w:fldCharType="end"/>
             </w:r>
           </w:hyperlink>
@@ -286,7 +298,7 @@
                 <w:rStyle w:val="Lienhypertexte"/>
                 <w:noProof/>
               </w:rPr>
-              <w:t>Premiers pas</w:t>
+              <w:t xml:space="preserve">Premiers pas</w:t>
             </w:r>
             <w:r>
               <w:rPr>
@@ -296,7 +308,7 @@
               <w:fldChar w:fldCharType="begin"/>
               <w:instrText xml:space="preserve"> PAGEREF _Toc235786828 \h </w:instrText>
               <w:fldChar w:fldCharType="separate"/>
-              <w:t>5</w:t>
+              <w:t>4</w:t>
               <w:fldChar w:fldCharType="end"/>
             </w:r>
           </w:hyperlink>
@@ -317,7 +329,7 @@
                 <w:rStyle w:val="Lienhypertexte"/>
                 <w:noProof/>
               </w:rPr>
-              <w:t>Accéder à l'application</w:t>
+              <w:t xml:space="preserve">Accéder à l'application</w:t>
             </w:r>
             <w:r>
               <w:rPr>
@@ -327,7 +339,7 @@
               <w:fldChar w:fldCharType="begin"/>
               <w:instrText xml:space="preserve"> PAGEREF _Toc235786829 \h </w:instrText>
               <w:fldChar w:fldCharType="separate"/>
-              <w:t>5</w:t>
+              <w:t>4</w:t>
               <w:fldChar w:fldCharType="end"/>
             </w:r>
           </w:hyperlink>
@@ -348,7 +360,7 @@
                 <w:rStyle w:val="Lienhypertexte"/>
                 <w:noProof/>
               </w:rPr>
-              <w:t>Se connecter</w:t>
+              <w:t xml:space="preserve">Se connecter</w:t>
             </w:r>
             <w:r>
               <w:rPr>
@@ -358,7 +370,7 @@
               <w:fldChar w:fldCharType="begin"/>
               <w:instrText xml:space="preserve"> PAGEREF _Toc235786830 \h </w:instrText>
               <w:fldChar w:fldCharType="separate"/>
-              <w:t>5</w:t>
+              <w:t>4</w:t>
               <w:fldChar w:fldCharType="end"/>
             </w:r>
           </w:hyperlink>
@@ -379,7 +391,7 @@
                 <w:rStyle w:val="Lienhypertexte"/>
                 <w:noProof/>
               </w:rPr>
-              <w:t>Mot de passe oublié</w:t>
+              <w:t xml:space="preserve">Mot de passe oublié</w:t>
             </w:r>
             <w:r>
               <w:rPr>
@@ -389,7 +401,7 @@
               <w:fldChar w:fldCharType="begin"/>
               <w:instrText xml:space="preserve"> PAGEREF _Toc235786831 \h </w:instrText>
               <w:fldChar w:fldCharType="separate"/>
-              <w:t>5</w:t>
+              <w:t>4</w:t>
               <w:fldChar w:fldCharType="end"/>
             </w:r>
           </w:hyperlink>
@@ -410,7 +422,7 @@
                 <w:rStyle w:val="Lienhypertexte"/>
                 <w:noProof/>
               </w:rPr>
-              <w:t>Se repérer dans l'application</w:t>
+              <w:t xml:space="preserve">Se repérer dans l'application</w:t>
             </w:r>
             <w:r>
               <w:rPr>
@@ -420,7 +432,7 @@
               <w:fldChar w:fldCharType="begin"/>
               <w:instrText xml:space="preserve"> PAGEREF _Toc235786832 \h </w:instrText>
               <w:fldChar w:fldCharType="separate"/>
-              <w:t>6</w:t>
+              <w:t>5</w:t>
               <w:fldChar w:fldCharType="end"/>
             </w:r>
           </w:hyperlink>
@@ -441,7 +453,7 @@
                 <w:rStyle w:val="Lienhypertexte"/>
                 <w:noProof/>
               </w:rPr>
-              <w:t>L'écran principal</w:t>
+              <w:t xml:space="preserve">L'écran principal</w:t>
             </w:r>
             <w:r>
               <w:rPr>
@@ -451,7 +463,7 @@
               <w:fldChar w:fldCharType="begin"/>
               <w:instrText xml:space="preserve"> PAGEREF _Toc235786833 \h </w:instrText>
               <w:fldChar w:fldCharType="separate"/>
-              <w:t>6</w:t>
+              <w:t>5</w:t>
               <w:fldChar w:fldCharType="end"/>
             </w:r>
           </w:hyperlink>
@@ -472,7 +484,7 @@
                 <w:rStyle w:val="Lienhypertexte"/>
                 <w:noProof/>
               </w:rPr>
-              <w:t>Votre menu</w:t>
+              <w:t xml:space="preserve">Votre menu</w:t>
             </w:r>
             <w:r>
               <w:rPr>
@@ -482,7 +494,7 @@
               <w:fldChar w:fldCharType="begin"/>
               <w:instrText xml:space="preserve"> PAGEREF _Toc235786834 \h </w:instrText>
               <w:fldChar w:fldCharType="separate"/>
-              <w:t>6</w:t>
+              <w:t>5</w:t>
               <w:fldChar w:fldCharType="end"/>
             </w:r>
           </w:hyperlink>
@@ -503,7 +515,7 @@
                 <w:rStyle w:val="Lienhypertexte"/>
                 <w:noProof/>
               </w:rPr>
-              <w:t>La recherche</w:t>
+              <w:t xml:space="preserve">La recherche</w:t>
             </w:r>
             <w:r>
               <w:rPr>
@@ -513,7 +525,7 @@
               <w:fldChar w:fldCharType="begin"/>
               <w:instrText xml:space="preserve"> PAGEREF _Toc235786835 \h </w:instrText>
               <w:fldChar w:fldCharType="separate"/>
-              <w:t>6</w:t>
+              <w:t>5</w:t>
               <w:fldChar w:fldCharType="end"/>
             </w:r>
           </w:hyperlink>
@@ -534,7 +546,7 @@
                 <w:rStyle w:val="Lienhypertexte"/>
                 <w:noProof/>
               </w:rPr>
-              <w:t>Les notifications</w:t>
+              <w:t xml:space="preserve">Les notifications</w:t>
             </w:r>
             <w:r>
               <w:rPr>
@@ -544,7 +556,7 @@
               <w:fldChar w:fldCharType="begin"/>
               <w:instrText xml:space="preserve"> PAGEREF _Toc235786836 \h </w:instrText>
               <w:fldChar w:fldCharType="separate"/>
-              <w:t>6</w:t>
+              <w:t>5</w:t>
               <w:fldChar w:fldCharType="end"/>
             </w:r>
           </w:hyperlink>
@@ -565,7 +577,7 @@
                 <w:rStyle w:val="Lienhypertexte"/>
                 <w:noProof/>
               </w:rPr>
-              <w:t>Consulter les informations (Visionneur)</w:t>
+              <w:t xml:space="preserve">Consulter les informations (Visionneur)</w:t>
             </w:r>
             <w:r>
               <w:rPr>
@@ -575,7 +587,7 @@
               <w:fldChar w:fldCharType="begin"/>
               <w:instrText xml:space="preserve"> PAGEREF _Toc235786837 \h </w:instrText>
               <w:fldChar w:fldCharType="separate"/>
-              <w:t>7</w:t>
+              <w:t>6</w:t>
               <w:fldChar w:fldCharType="end"/>
             </w:r>
           </w:hyperlink>
@@ -596,7 +608,7 @@
                 <w:rStyle w:val="Lienhypertexte"/>
                 <w:noProof/>
               </w:rPr>
-              <w:t>Le tableau de bord</w:t>
+              <w:t xml:space="preserve">Le tableau de bord</w:t>
             </w:r>
             <w:r>
               <w:rPr>
@@ -606,7 +618,7 @@
               <w:fldChar w:fldCharType="begin"/>
               <w:instrText xml:space="preserve"> PAGEREF _Toc235786838 \h </w:instrText>
               <w:fldChar w:fldCharType="separate"/>
-              <w:t>7</w:t>
+              <w:t>6</w:t>
               <w:fldChar w:fldCharType="end"/>
             </w:r>
           </w:hyperlink>
@@ -627,7 +639,7 @@
                 <w:rStyle w:val="Lienhypertexte"/>
                 <w:noProof/>
               </w:rPr>
-              <w:t>Lire une liste</w:t>
+              <w:t xml:space="preserve">Lire une liste</w:t>
             </w:r>
             <w:r>
               <w:rPr>
@@ -637,7 +649,7 @@
               <w:fldChar w:fldCharType="begin"/>
               <w:instrText xml:space="preserve"> PAGEREF _Toc235786839 \h </w:instrText>
               <w:fldChar w:fldCharType="separate"/>
-              <w:t>7</w:t>
+              <w:t>6</w:t>
               <w:fldChar w:fldCharType="end"/>
             </w:r>
           </w:hyperlink>
@@ -658,7 +670,7 @@
                 <w:rStyle w:val="Lienhypertexte"/>
                 <w:noProof/>
               </w:rPr>
-              <w:t>Les rubriques consultables</w:t>
+              <w:t xml:space="preserve">Les rubriques consultables</w:t>
             </w:r>
             <w:r>
               <w:rPr>
@@ -668,7 +680,7 @@
               <w:fldChar w:fldCharType="begin"/>
               <w:instrText xml:space="preserve"> PAGEREF _Toc235786840 \h </w:instrText>
               <w:fldChar w:fldCharType="separate"/>
-              <w:t>7</w:t>
+              <w:t>6</w:t>
               <w:fldChar w:fldCharType="end"/>
             </w:r>
           </w:hyperlink>
@@ -689,7 +701,7 @@
                 <w:rStyle w:val="Lienhypertexte"/>
                 <w:noProof/>
               </w:rPr>
-              <w:t>Scanner un code</w:t>
+              <w:t xml:space="preserve">Scanner un code</w:t>
             </w:r>
             <w:r>
               <w:rPr>
@@ -720,7 +732,7 @@
                 <w:rStyle w:val="Lienhypertexte"/>
                 <w:noProof/>
               </w:rPr>
-              <w:t>Faire et suivre une demande (Utilisateur)</w:t>
+              <w:t xml:space="preserve">Faire et suivre une demande (Utilisateur)</w:t>
             </w:r>
             <w:r>
               <w:rPr>
@@ -730,7 +742,7 @@
               <w:fldChar w:fldCharType="begin"/>
               <w:instrText xml:space="preserve"> PAGEREF _Toc235786842 \h </w:instrText>
               <w:fldChar w:fldCharType="separate"/>
-              <w:t>9</w:t>
+              <w:t>8</w:t>
               <w:fldChar w:fldCharType="end"/>
             </w:r>
           </w:hyperlink>
@@ -751,7 +763,7 @@
                 <w:rStyle w:val="Lienhypertexte"/>
                 <w:noProof/>
               </w:rPr>
-              <w:t>Créer une nouvelle demande</w:t>
+              <w:t xml:space="preserve">Créer une nouvelle demande</w:t>
             </w:r>
             <w:r>
               <w:rPr>
@@ -761,7 +773,7 @@
               <w:fldChar w:fldCharType="begin"/>
               <w:instrText xml:space="preserve"> PAGEREF _Toc235786843 \h </w:instrText>
               <w:fldChar w:fldCharType="separate"/>
-              <w:t>9</w:t>
+              <w:t>8</w:t>
               <w:fldChar w:fldCharType="end"/>
             </w:r>
           </w:hyperlink>
@@ -782,7 +794,7 @@
                 <w:rStyle w:val="Lienhypertexte"/>
                 <w:noProof/>
               </w:rPr>
-              <w:t>Suivre vos demandes</w:t>
+              <w:t xml:space="preserve">Suivre vos demandes</w:t>
             </w:r>
             <w:r>
               <w:rPr>
@@ -792,7 +804,7 @@
               <w:fldChar w:fldCharType="begin"/>
               <w:instrText xml:space="preserve"> PAGEREF _Toc235786844 \h </w:instrText>
               <w:fldChar w:fldCharType="separate"/>
-              <w:t>9</w:t>
+              <w:t>8</w:t>
               <w:fldChar w:fldCharType="end"/>
             </w:r>
           </w:hyperlink>
@@ -813,7 +825,7 @@
                 <w:rStyle w:val="Lienhypertexte"/>
                 <w:noProof/>
               </w:rPr>
-              <w:t>Votre mobilité carbone</w:t>
+              <w:t xml:space="preserve">Votre mobilité carbone</w:t>
             </w:r>
             <w:r>
               <w:rPr>
@@ -823,7 +835,7 @@
               <w:fldChar w:fldCharType="begin"/>
               <w:instrText xml:space="preserve"> PAGEREF _Toc235786845 \h </w:instrText>
               <w:fldChar w:fldCharType="separate"/>
-              <w:t>9</w:t>
+              <w:t>8</w:t>
               <w:fldChar w:fldCharType="end"/>
             </w:r>
           </w:hyperlink>
@@ -844,7 +856,7 @@
                 <w:rStyle w:val="Lienhypertexte"/>
                 <w:noProof/>
               </w:rPr>
-              <w:t>Déclarer mes biens (si activé)</w:t>
+              <w:t xml:space="preserve">Déclarer mes biens (si activé)</w:t>
             </w:r>
             <w:r>
               <w:rPr>
@@ -854,7 +866,38 @@
               <w:fldChar w:fldCharType="begin"/>
               <w:instrText xml:space="preserve"> PAGEREF _Toc235786846 \h </w:instrText>
               <w:fldChar w:fldCharType="separate"/>
-              <w:t>9</w:t>
+              <w:t>8</w:t>
+              <w:fldChar w:fldCharType="end"/>
+            </w:r>
+          </w:hyperlink>
+        </w:p>
+        <w:p>
+          <w:pPr>
+            <w:pStyle w:val="TM2"/>
+            <w:tabs>
+              <w:tab w:val="right" w:leader="dot" w:pos="9350"/>
+            </w:tabs>
+            <w:rPr>
+              <w:noProof/>
+            </w:rPr>
+          </w:pPr>
+          <w:hyperlink w:anchor="_Toc90001033" w:history="1">
+            <w:r>
+              <w:rPr>
+                <w:rStyle w:val="Lienhypertexte"/>
+                <w:noProof/>
+              </w:rPr>
+              <w:t xml:space="preserve">Onglets en consultation (si ouverts par votre gestionnaire)</w:t>
+            </w:r>
+            <w:r>
+              <w:rPr>
+                <w:noProof/>
+              </w:rPr>
+              <w:tab/>
+              <w:fldChar w:fldCharType="begin"/>
+              <w:instrText xml:space="preserve"> PAGEREF _Toc90001033 \h </w:instrText>
+              <w:fldChar w:fldCharType="separate"/>
+              <w:t>8</w:t>
               <w:fldChar w:fldCharType="end"/>
             </w:r>
           </w:hyperlink>
@@ -875,7 +918,7 @@
                 <w:rStyle w:val="Lienhypertexte"/>
                 <w:noProof/>
               </w:rPr>
-              <w:t>Procédures d'urgence (si activé)</w:t>
+              <w:t xml:space="preserve">Procédures d'urgence (si activé)</w:t>
             </w:r>
             <w:r>
               <w:rPr>
@@ -886,6 +929,161 @@
               <w:instrText xml:space="preserve"> PAGEREF _Toc235786847 \h </w:instrText>
               <w:fldChar w:fldCharType="separate"/>
               <w:t>9</w:t>
+              <w:fldChar w:fldCharType="end"/>
+            </w:r>
+          </w:hyperlink>
+        </w:p>
+        <w:p>
+          <w:pPr>
+            <w:pStyle w:val="TM1"/>
+            <w:tabs>
+              <w:tab w:val="right" w:leader="dot" w:pos="9350"/>
+            </w:tabs>
+            <w:rPr>
+              <w:noProof/>
+            </w:rPr>
+          </w:pPr>
+          <w:hyperlink w:anchor="_Toc235786854" w:history="1">
+            <w:r>
+              <w:rPr>
+                <w:rStyle w:val="Lienhypertexte"/>
+                <w:noProof/>
+              </w:rPr>
+              <w:t xml:space="preserve">Trouver une personne sur le plan</w:t>
+            </w:r>
+            <w:r>
+              <w:rPr>
+                <w:noProof/>
+              </w:rPr>
+              <w:tab/>
+              <w:fldChar w:fldCharType="begin"/>
+              <w:instrText xml:space="preserve"> PAGEREF _Toc235786854 \h </w:instrText>
+              <w:fldChar w:fldCharType="separate"/>
+              <w:t>10</w:t>
+              <w:fldChar w:fldCharType="end"/>
+            </w:r>
+          </w:hyperlink>
+        </w:p>
+        <w:p>
+          <w:pPr>
+            <w:pStyle w:val="TM2"/>
+            <w:tabs>
+              <w:tab w:val="right" w:leader="dot" w:pos="9350"/>
+            </w:tabs>
+            <w:rPr>
+              <w:noProof/>
+            </w:rPr>
+          </w:pPr>
+          <w:hyperlink w:anchor="_Toc235786855" w:history="1">
+            <w:r>
+              <w:rPr>
+                <w:rStyle w:val="Lienhypertexte"/>
+                <w:noProof/>
+              </w:rPr>
+              <w:t xml:space="preserve">Localiser quelqu'un</w:t>
+            </w:r>
+            <w:r>
+              <w:rPr>
+                <w:noProof/>
+              </w:rPr>
+              <w:tab/>
+              <w:fldChar w:fldCharType="begin"/>
+              <w:instrText xml:space="preserve"> PAGEREF _Toc235786855 \h </w:instrText>
+              <w:fldChar w:fldCharType="separate"/>
+              <w:t>10</w:t>
+              <w:fldChar w:fldCharType="end"/>
+            </w:r>
+          </w:hyperlink>
+        </w:p>
+        <w:p>
+          <w:pPr>
+            <w:pStyle w:val="TM2"/>
+            <w:tabs>
+              <w:tab w:val="right" w:leader="dot" w:pos="9350"/>
+            </w:tabs>
+            <w:rPr>
+              <w:noProof/>
+            </w:rPr>
+          </w:pPr>
+          <w:hyperlink w:anchor="_Toc235786856" w:history="1">
+            <w:r>
+              <w:rPr>
+                <w:rStyle w:val="Lienhypertexte"/>
+                <w:noProof/>
+              </w:rPr>
+              <w:t xml:space="preserve">La fiche d'une personne</w:t>
+            </w:r>
+            <w:r>
+              <w:rPr>
+                <w:noProof/>
+              </w:rPr>
+              <w:tab/>
+              <w:fldChar w:fldCharType="begin"/>
+              <w:instrText xml:space="preserve"> PAGEREF _Toc235786856 \h </w:instrText>
+              <w:fldChar w:fldCharType="separate"/>
+              <w:t>10</w:t>
+              <w:fldChar w:fldCharType="end"/>
+            </w:r>
+          </w:hyperlink>
+        </w:p>
+        <w:p>
+          <w:pPr>
+            <w:pStyle w:val="TM2"/>
+            <w:tabs>
+              <w:tab w:val="right" w:leader="dot" w:pos="9350"/>
+            </w:tabs>
+            <w:rPr>
+              <w:noProof/>
+            </w:rPr>
+          </w:pPr>
+          <w:hyperlink w:anchor="_Toc235786857" w:history="1">
+            <w:r>
+              <w:rPr>
+                <w:rStyle w:val="Lienhypertexte"/>
+                <w:noProof/>
+              </w:rPr>
+              <w:t xml:space="preserve">Statut de présence et disponibilités</w:t>
+            </w:r>
+            <w:r>
+              <w:rPr>
+                <w:noProof/>
+              </w:rPr>
+              <w:tab/>
+              <w:fldChar w:fldCharType="begin"/>
+              <w:instrText xml:space="preserve"> PAGEREF _Toc235786857 \h </w:instrText>
+              <w:fldChar w:fldCharType="separate"/>
+              <w:t>10</w:t>
+              <w:fldChar w:fldCharType="end"/>
+            </w:r>
+          </w:hyperlink>
+        </w:p>
+        <w:p>
+          <w:pPr>
+            <w:pStyle w:val="TM2"/>
+            <w:tabs>
+              <w:tab w:val="right" w:leader="dot" w:pos="9350"/>
+            </w:tabs>
+            <w:rPr>
+              <w:noProof/>
+            </w:rPr>
+          </w:pPr>
+          <w:hyperlink w:anchor="_Toc235786858" w:history="1">
+            <w:r>
+              <w:rPr>
+                <w:rStyle w:val="Lienhypertexte"/>
+                <w:noProof/>
+              </w:rPr>
+              <w:t xml:space="preserve">Masquer votre propre présence</w:t>
+            </w:r>
+            <w:r>
+              <w:rPr>
+                <w:noProof/>
+              </w:rPr>
+              <w:tab/>
+              <w:fldChar w:fldCharType="begin"/>
+              <w:instrText xml:space="preserve"> PAGEREF _Toc235786858 \h </w:instrText>
+              <w:fldChar w:fldCharType="separate"/>
+              <w:t>10</w:t>
               <w:fldChar w:fldCharType="end"/>
             </w:r>
           </w:hyperlink>
@@ -906,7 +1104,7 @@
                 <w:rStyle w:val="Lienhypertexte"/>
                 <w:noProof/>
               </w:rPr>
-              <w:t>Votre profil et vos préférences</w:t>
+              <w:t xml:space="preserve">Votre profil et vos préférences</w:t>
             </w:r>
             <w:r>
               <w:rPr>
@@ -916,7 +1114,7 @@
               <w:fldChar w:fldCharType="begin"/>
               <w:instrText xml:space="preserve"> PAGEREF _Toc235786848 \h </w:instrText>
               <w:fldChar w:fldCharType="separate"/>
-              <w:t>10</w:t>
+              <w:t>11</w:t>
               <w:fldChar w:fldCharType="end"/>
             </w:r>
           </w:hyperlink>
@@ -937,7 +1135,7 @@
                 <w:rStyle w:val="Lienhypertexte"/>
                 <w:noProof/>
               </w:rPr>
-              <w:t>Modifier votre profil</w:t>
+              <w:t xml:space="preserve">Modifier votre profil</w:t>
             </w:r>
             <w:r>
               <w:rPr>
@@ -947,7 +1145,7 @@
               <w:fldChar w:fldCharType="begin"/>
               <w:instrText xml:space="preserve"> PAGEREF _Toc235786849 \h </w:instrText>
               <w:fldChar w:fldCharType="separate"/>
-              <w:t>10</w:t>
+              <w:t>11</w:t>
               <w:fldChar w:fldCharType="end"/>
             </w:r>
           </w:hyperlink>
@@ -968,7 +1166,7 @@
                 <w:rStyle w:val="Lienhypertexte"/>
                 <w:noProof/>
               </w:rPr>
-              <w:t>Changer de mot de passe</w:t>
+              <w:t xml:space="preserve">Changer de mot de passe</w:t>
             </w:r>
             <w:r>
               <w:rPr>
@@ -978,7 +1176,7 @@
               <w:fldChar w:fldCharType="begin"/>
               <w:instrText xml:space="preserve"> PAGEREF _Toc235786850 \h </w:instrText>
               <w:fldChar w:fldCharType="separate"/>
-              <w:t>10</w:t>
+              <w:t>11</w:t>
               <w:fldChar w:fldCharType="end"/>
             </w:r>
           </w:hyperlink>
@@ -999,7 +1197,7 @@
                 <w:rStyle w:val="Lienhypertexte"/>
                 <w:noProof/>
               </w:rPr>
-              <w:t>Personnaliser l'affichage</w:t>
+              <w:t xml:space="preserve">Personnaliser l'affichage</w:t>
             </w:r>
             <w:r>
               <w:rPr>
@@ -1009,7 +1207,7 @@
               <w:fldChar w:fldCharType="begin"/>
               <w:instrText xml:space="preserve"> PAGEREF _Toc235786851 \h </w:instrText>
               <w:fldChar w:fldCharType="separate"/>
-              <w:t>10</w:t>
+              <w:t>11</w:t>
               <w:fldChar w:fldCharType="end"/>
             </w:r>
           </w:hyperlink>
@@ -1030,7 +1228,7 @@
                 <w:rStyle w:val="Lienhypertexte"/>
                 <w:noProof/>
               </w:rPr>
-              <w:t>L'assistant</w:t>
+              <w:t xml:space="preserve">L'assistant</w:t>
             </w:r>
             <w:r>
               <w:rPr>
@@ -1040,7 +1238,7 @@
               <w:fldChar w:fldCharType="begin"/>
               <w:instrText xml:space="preserve"> PAGEREF _Toc235786852 \h </w:instrText>
               <w:fldChar w:fldCharType="separate"/>
-              <w:t>11</w:t>
+              <w:t>12</w:t>
               <w:fldChar w:fldCharType="end"/>
             </w:r>
           </w:hyperlink>
@@ -1061,7 +1259,7 @@
                 <w:rStyle w:val="Lienhypertexte"/>
                 <w:noProof/>
               </w:rPr>
-              <w:t>Aide et questions fréquentes</w:t>
+              <w:t xml:space="preserve">Aide et questions fréquentes</w:t>
             </w:r>
             <w:r>
               <w:rPr>
@@ -1071,167 +1269,10 @@
               <w:fldChar w:fldCharType="begin"/>
               <w:instrText xml:space="preserve"> PAGEREF _Toc235786853 \h </w:instrText>
               <w:fldChar w:fldCharType="separate"/>
-              <w:t>12</w:t>
-              <w:fldChar w:fldCharType="end"/>
-            </w:r>
-          </w:hyperlink>
-        </w:p>
-        <w:p>
-          <w:pPr>
-            <w:pStyle w:val="TM1"/>
-            <w:tabs>
-              <w:tab w:val="right" w:leader="dot" w:pos="9350"/>
-            </w:tabs>
-            <w:rPr>
-              <w:noProof/>
-            </w:rPr>
-          </w:pPr>
-          <w:hyperlink w:anchor="_Toc235786854" w:history="1">
-            <w:r>
-              <w:rPr>
-                <w:rStyle w:val="Lienhypertexte"/>
-                <w:noProof/>
-              </w:rPr>
-              <w:t>Trouver une personne sur le plan</w:t>
-            </w:r>
-            <w:r>
-              <w:rPr>
-                <w:noProof/>
-              </w:rPr>
-              <w:tab/>
-              <w:fldChar w:fldCharType="begin"/>
-              <w:instrText xml:space="preserve"> PAGEREF _Toc235786854 \h </w:instrText>
-              <w:fldChar w:fldCharType="separate"/>
-              <w:t>12</w:t>
-              <w:fldChar w:fldCharType="end"/>
-            </w:r>
-          </w:hyperlink>
-        </w:p>
-        <w:p>
-          <w:pPr>
-            <w:pStyle w:val="TM2"/>
-            <w:tabs>
-              <w:tab w:val="right" w:leader="dot" w:pos="9350"/>
-            </w:tabs>
-            <w:rPr>
-              <w:noProof/>
-            </w:rPr>
-          </w:pPr>
-          <w:hyperlink w:anchor="_Toc235786855" w:history="1">
-            <w:r>
-              <w:rPr>
-                <w:rStyle w:val="Lienhypertexte"/>
-                <w:noProof/>
-              </w:rPr>
-              <w:t>Localiser quelqu'un</w:t>
-            </w:r>
-            <w:r>
-              <w:rPr>
-                <w:noProof/>
-              </w:rPr>
-              <w:tab/>
-              <w:fldChar w:fldCharType="begin"/>
-              <w:instrText xml:space="preserve"> PAGEREF _Toc235786855 \h </w:instrText>
-              <w:fldChar w:fldCharType="separate"/>
-              <w:t>12</w:t>
-              <w:fldChar w:fldCharType="end"/>
-            </w:r>
-          </w:hyperlink>
-        </w:p>
-        <w:p>
-          <w:pPr>
-            <w:pStyle w:val="TM2"/>
-            <w:tabs>
-              <w:tab w:val="right" w:leader="dot" w:pos="9350"/>
-            </w:tabs>
-            <w:rPr>
-              <w:noProof/>
-            </w:rPr>
-          </w:pPr>
-          <w:hyperlink w:anchor="_Toc235786856" w:history="1">
-            <w:r>
-              <w:rPr>
-                <w:rStyle w:val="Lienhypertexte"/>
-                <w:noProof/>
-              </w:rPr>
-              <w:t>La fiche d'une personne</w:t>
-            </w:r>
-            <w:r>
-              <w:rPr>
-                <w:noProof/>
-              </w:rPr>
-              <w:tab/>
-              <w:fldChar w:fldCharType="begin"/>
-              <w:instrText xml:space="preserve"> PAGEREF _Toc235786856 \h </w:instrText>
-              <w:fldChar w:fldCharType="separate"/>
-              <w:t>12</w:t>
-              <w:fldChar w:fldCharType="end"/>
-            </w:r>
-          </w:hyperlink>
-        </w:p>
-        <w:p>
-          <w:pPr>
-            <w:pStyle w:val="TM2"/>
-            <w:tabs>
-              <w:tab w:val="right" w:leader="dot" w:pos="9350"/>
-            </w:tabs>
-            <w:rPr>
-              <w:noProof/>
-            </w:rPr>
-          </w:pPr>
-          <w:hyperlink w:anchor="_Toc235786857" w:history="1">
-            <w:r>
-              <w:rPr>
-                <w:rStyle w:val="Lienhypertexte"/>
-                <w:noProof/>
-              </w:rPr>
-              <w:t>Statut de présence et disponibilités</w:t>
-            </w:r>
-            <w:r>
-              <w:rPr>
-                <w:noProof/>
-              </w:rPr>
-              <w:tab/>
-              <w:fldChar w:fldCharType="begin"/>
-              <w:instrText xml:space="preserve"> PAGEREF _Toc235786857 \h </w:instrText>
-              <w:fldChar w:fldCharType="separate"/>
               <w:t>13</w:t>
               <w:fldChar w:fldCharType="end"/>
             </w:r>
           </w:hyperlink>
-        </w:p>
-        <w:p>
-          <w:pPr>
-            <w:pStyle w:val="TM2"/>
-            <w:tabs>
-              <w:tab w:val="right" w:leader="dot" w:pos="9350"/>
-            </w:tabs>
-            <w:rPr>
-              <w:noProof/>
-            </w:rPr>
-          </w:pPr>
-          <w:hyperlink w:anchor="_Toc235786858" w:history="1">
-            <w:r>
-              <w:rPr>
-                <w:rStyle w:val="Lienhypertexte"/>
-                <w:noProof/>
-              </w:rPr>
-              <w:t>Masquer votre propre présence</w:t>
-            </w:r>
-            <w:r>
-              <w:rPr>
-                <w:noProof/>
-              </w:rPr>
-              <w:tab/>
-              <w:fldChar w:fldCharType="begin"/>
-              <w:instrText xml:space="preserve"> PAGEREF _Toc235786858 \h </w:instrText>
-              <w:fldChar w:fldCharType="separate"/>
-              <w:t>13</w:t>
-              <w:fldChar w:fldCharType="end"/>
-            </w:r>
-          </w:hyperlink>
-        </w:p>
-        <w:p>
           <w:r>
             <w:fldChar w:fldCharType="end"/>
           </w:r>
@@ -1239,13 +1280,9 @@
       </w:sdtContent>
     </w:sdt>
     <w:p>
-      <w:r>
-        <w:br w:type="page"/>
-      </w:r>
-    </w:p>
-    <w:p>
       <w:pPr>
         <w:pStyle w:val="Titre1"/>
+        <w:pageBreakBefore/>
       </w:pPr>
       <w:bookmarkStart w:id="1" w:name="_Toc235786827"/>
       <w:r>
@@ -1307,8 +1344,923 @@
         <w:spacing w:after="120" w:line="278" w:lineRule="auto"/>
       </w:pPr>
       <w:r>
-        <w:t>Les deux profils partagent la même logique d'application ; ce guide indique clairement ce qui relève de l'un ou de l'autre. Si une rubrique décrite ici n'apparaît pas chez vous, c'est qu'elle ne fait pas partie de votre profil ou n'a pas été activée par votre organisation.</w:t>
-      </w:r>
+        <w:t xml:space="preserve">Les deux profils partagent la même logique d'application. Pour savoir ce qui relève de l'un ou de l'autre, chaque chapitre (et chaque rubrique qui fait exception) commence par une étiquette </w:t>
+      </w:r>
+      <w:r>
+        <w:rPr>
+          <w:b/>
+          <w:bCs/>
+        </w:rPr>
+        <w:t xml:space="preserve">Concerne :</w:t>
+      </w:r>
+      <w:r>
+        <w:t xml:space="preserve"> indiquant le ou les profils visés. Votre profil est affiché sous votre nom, en haut du menu. Si une rubrique décrite ici n'apparaît pas chez vous, c'est qu'elle ne fait pas partie de votre profil ou n'a pas été activée par votre organisation.</w:t>
+      </w:r>
+    </w:p>
+    <w:p>
+      <w:pPr>
+        <w:spacing w:before="60" w:after="120"/>
+      </w:pPr>
+      <w:r>
+        <w:rPr>
+          <w:b/>
+          <w:bCs/>
+          <w:color w:val="334155"/>
+          <w:sz w:val="18"/>
+          <w:szCs w:val="18"/>
+          <w:shd w:val="clear" w:color="auto" w:fill="E2E8F0"/>
+        </w:rPr>
+        <w:t xml:space="preserve"> 👁️ Visionneur </w:t>
+      </w:r>
+      <w:r>
+        <w:rPr>
+          <w:sz w:val="18"/>
+          <w:szCs w:val="18"/>
+        </w:rPr>
+        <w:t xml:space="preserve">  consulte, sans rien modifier.      </w:t>
+      </w:r>
+      <w:r>
+        <w:rPr>
+          <w:b/>
+          <w:bCs/>
+          <w:color w:val="065F46"/>
+          <w:sz w:val="18"/>
+          <w:szCs w:val="18"/>
+          <w:shd w:val="clear" w:color="auto" w:fill="D1FAE5"/>
+        </w:rPr>
+        <w:t xml:space="preserve"> ✋ Utilisateur / Demandeur </w:t>
+      </w:r>
+      <w:r>
+        <w:rPr>
+          <w:sz w:val="18"/>
+          <w:szCs w:val="18"/>
+        </w:rPr>
+        <w:t xml:space="preserve">  demande et suit ses demandes.</w:t>
+      </w:r>
+    </w:p>
+    <w:tbl>
+      <w:tblPr>
+        <w:tblW w:w="9360" w:type="dxa"/>
+        <w:tblLook w:val="0000"/>
+      </w:tblPr>
+      <w:tblGrid>
+        <w:gridCol w:w="4560"/>
+        <w:gridCol w:w="2200"/>
+        <w:gridCol w:w="2600"/>
+      </w:tblGrid>
+      <w:tr>
+        <w:trPr>
+          <w:tblHeader/>
+        </w:trPr>
+        <w:tc>
+          <w:tcPr>
+            <w:tcW w:w="4560" w:type="dxa"/>
+            <w:tcBorders>
+              <w:top w:val="single" w:sz="1" w:space="0" w:color="D5DCE6"/>
+              <w:left w:val="single" w:sz="1" w:space="0" w:color="D5DCE6"/>
+              <w:bottom w:val="single" w:sz="1" w:space="0" w:color="D5DCE6"/>
+              <w:right w:val="single" w:sz="1" w:space="0" w:color="D5DCE6"/>
+            </w:tcBorders>
+            <w:shd w:val="clear" w:color="auto" w:fill="06372A"/>
+            <w:tcMar>
+              <w:top w:w="70" w:type="dxa"/>
+              <w:left w:w="110" w:type="dxa"/>
+              <w:bottom w:w="70" w:type="dxa"/>
+              <w:right w:w="110" w:type="dxa"/>
+            </w:tcMar>
+            <w:vAlign w:val="center"/>
+          </w:tcPr>
+          <w:p>
+            <w:pPr>
+              <w:spacing w:after="0" w:line="252" w:lineRule="auto"/>
+            </w:pPr>
+            <w:r>
+              <w:rPr>
+                <w:b/>
+                <w:bCs/>
+                <w:color w:val="FFFFFF"/>
+              </w:rPr>
+              <w:t xml:space="preserve">Rubrique</w:t>
+            </w:r>
+          </w:p>
+        </w:tc>
+        <w:tc>
+          <w:tcPr>
+            <w:tcW w:w="2200" w:type="dxa"/>
+            <w:tcBorders>
+              <w:top w:val="single" w:sz="1" w:space="0" w:color="D5DCE6"/>
+              <w:left w:val="single" w:sz="1" w:space="0" w:color="D5DCE6"/>
+              <w:bottom w:val="single" w:sz="1" w:space="0" w:color="D5DCE6"/>
+              <w:right w:val="single" w:sz="1" w:space="0" w:color="D5DCE6"/>
+            </w:tcBorders>
+            <w:shd w:val="clear" w:color="auto" w:fill="06372A"/>
+            <w:tcMar>
+              <w:top w:w="70" w:type="dxa"/>
+              <w:left w:w="110" w:type="dxa"/>
+              <w:bottom w:w="70" w:type="dxa"/>
+              <w:right w:w="110" w:type="dxa"/>
+            </w:tcMar>
+            <w:vAlign w:val="center"/>
+          </w:tcPr>
+          <w:p>
+            <w:pPr>
+              <w:spacing w:after="0" w:line="252" w:lineRule="auto"/>
+            </w:pPr>
+            <w:r>
+              <w:rPr>
+                <w:b/>
+                <w:bCs/>
+                <w:color w:val="FFFFFF"/>
+              </w:rPr>
+              <w:t xml:space="preserve">👁️ Visionneur</w:t>
+            </w:r>
+          </w:p>
+        </w:tc>
+        <w:tc>
+          <w:tcPr>
+            <w:tcW w:w="2600" w:type="dxa"/>
+            <w:tcBorders>
+              <w:top w:val="single" w:sz="1" w:space="0" w:color="D5DCE6"/>
+              <w:left w:val="single" w:sz="1" w:space="0" w:color="D5DCE6"/>
+              <w:bottom w:val="single" w:sz="1" w:space="0" w:color="D5DCE6"/>
+              <w:right w:val="single" w:sz="1" w:space="0" w:color="D5DCE6"/>
+            </w:tcBorders>
+            <w:shd w:val="clear" w:color="auto" w:fill="06372A"/>
+            <w:tcMar>
+              <w:top w:w="70" w:type="dxa"/>
+              <w:left w:w="110" w:type="dxa"/>
+              <w:bottom w:w="70" w:type="dxa"/>
+              <w:right w:w="110" w:type="dxa"/>
+            </w:tcMar>
+            <w:vAlign w:val="center"/>
+          </w:tcPr>
+          <w:p>
+            <w:pPr>
+              <w:spacing w:after="0" w:line="252" w:lineRule="auto"/>
+            </w:pPr>
+            <w:r>
+              <w:rPr>
+                <w:b/>
+                <w:bCs/>
+                <w:color w:val="FFFFFF"/>
+              </w:rPr>
+              <w:t xml:space="preserve">✋ Utilisateur / Demandeur</w:t>
+            </w:r>
+          </w:p>
+        </w:tc>
+      </w:tr>
+      <w:tr>
+        <w:trPr>
+          <w:cantSplit/>
+        </w:trPr>
+        <w:tc>
+          <w:tcPr>
+            <w:tcW w:w="4560" w:type="dxa"/>
+            <w:tcBorders>
+              <w:top w:val="single" w:sz="1" w:space="0" w:color="D5DCE6"/>
+              <w:left w:val="single" w:sz="1" w:space="0" w:color="D5DCE6"/>
+              <w:bottom w:val="single" w:sz="1" w:space="0" w:color="D5DCE6"/>
+              <w:right w:val="single" w:sz="1" w:space="0" w:color="D5DCE6"/>
+            </w:tcBorders>
+            <w:tcMar>
+              <w:top w:w="70" w:type="dxa"/>
+              <w:left w:w="110" w:type="dxa"/>
+              <w:bottom w:w="70" w:type="dxa"/>
+              <w:right w:w="110" w:type="dxa"/>
+            </w:tcMar>
+            <w:vAlign w:val="center"/>
+          </w:tcPr>
+          <w:p>
+            <w:pPr>
+              <w:spacing w:after="0" w:line="252" w:lineRule="auto"/>
+            </w:pPr>
+            <w:r>
+              <w:t xml:space="preserve">Tableau de bord, biens, équipements, stock, interventions, contrats, énergie, carbone, archives, statistiques</w:t>
+            </w:r>
+          </w:p>
+        </w:tc>
+        <w:tc>
+          <w:tcPr>
+            <w:tcW w:w="2200" w:type="dxa"/>
+            <w:tcBorders>
+              <w:top w:val="single" w:sz="1" w:space="0" w:color="D5DCE6"/>
+              <w:left w:val="single" w:sz="1" w:space="0" w:color="D5DCE6"/>
+              <w:bottom w:val="single" w:sz="1" w:space="0" w:color="D5DCE6"/>
+              <w:right w:val="single" w:sz="1" w:space="0" w:color="D5DCE6"/>
+            </w:tcBorders>
+            <w:tcMar>
+              <w:top w:w="70" w:type="dxa"/>
+              <w:left w:w="110" w:type="dxa"/>
+              <w:bottom w:w="70" w:type="dxa"/>
+              <w:right w:w="110" w:type="dxa"/>
+            </w:tcMar>
+            <w:vAlign w:val="center"/>
+          </w:tcPr>
+          <w:p>
+            <w:pPr>
+              <w:spacing w:after="0" w:line="252" w:lineRule="auto"/>
+            </w:pPr>
+            <w:r>
+              <w:t xml:space="preserve">✔ en lecture seule</w:t>
+            </w:r>
+          </w:p>
+        </w:tc>
+        <w:tc>
+          <w:tcPr>
+            <w:tcW w:w="2600" w:type="dxa"/>
+            <w:tcBorders>
+              <w:top w:val="single" w:sz="1" w:space="0" w:color="D5DCE6"/>
+              <w:left w:val="single" w:sz="1" w:space="0" w:color="D5DCE6"/>
+              <w:bottom w:val="single" w:sz="1" w:space="0" w:color="D5DCE6"/>
+              <w:right w:val="single" w:sz="1" w:space="0" w:color="D5DCE6"/>
+            </w:tcBorders>
+            <w:tcMar>
+              <w:top w:w="70" w:type="dxa"/>
+              <w:left w:w="110" w:type="dxa"/>
+              <w:bottom w:w="70" w:type="dxa"/>
+              <w:right w:w="110" w:type="dxa"/>
+            </w:tcMar>
+            <w:vAlign w:val="center"/>
+          </w:tcPr>
+          <w:p>
+            <w:pPr>
+              <w:spacing w:after="0" w:line="252" w:lineRule="auto"/>
+            </w:pPr>
+            <w:r>
+              <w:t xml:space="preserve">— sauf onglets ouverts en consultation par votre gestionnaire</w:t>
+            </w:r>
+          </w:p>
+        </w:tc>
+      </w:tr>
+      <w:tr>
+        <w:trPr>
+          <w:cantSplit/>
+        </w:trPr>
+        <w:tc>
+          <w:tcPr>
+            <w:tcW w:w="4560" w:type="dxa"/>
+            <w:tcBorders>
+              <w:top w:val="single" w:sz="1" w:space="0" w:color="D5DCE6"/>
+              <w:left w:val="single" w:sz="1" w:space="0" w:color="D5DCE6"/>
+              <w:bottom w:val="single" w:sz="1" w:space="0" w:color="D5DCE6"/>
+              <w:right w:val="single" w:sz="1" w:space="0" w:color="D5DCE6"/>
+            </w:tcBorders>
+            <w:tcMar>
+              <w:top w:w="70" w:type="dxa"/>
+              <w:left w:w="110" w:type="dxa"/>
+              <w:bottom w:w="70" w:type="dxa"/>
+              <w:right w:w="110" w:type="dxa"/>
+            </w:tcMar>
+            <w:vAlign w:val="center"/>
+          </w:tcPr>
+          <w:p>
+            <w:pPr>
+              <w:spacing w:after="0" w:line="252" w:lineRule="auto"/>
+            </w:pPr>
+            <w:r>
+              <w:t xml:space="preserve">Scanner un code (QR / code-barres)</w:t>
+            </w:r>
+          </w:p>
+        </w:tc>
+        <w:tc>
+          <w:tcPr>
+            <w:tcW w:w="2200" w:type="dxa"/>
+            <w:tcBorders>
+              <w:top w:val="single" w:sz="1" w:space="0" w:color="D5DCE6"/>
+              <w:left w:val="single" w:sz="1" w:space="0" w:color="D5DCE6"/>
+              <w:bottom w:val="single" w:sz="1" w:space="0" w:color="D5DCE6"/>
+              <w:right w:val="single" w:sz="1" w:space="0" w:color="D5DCE6"/>
+            </w:tcBorders>
+            <w:tcMar>
+              <w:top w:w="70" w:type="dxa"/>
+              <w:left w:w="110" w:type="dxa"/>
+              <w:bottom w:w="70" w:type="dxa"/>
+              <w:right w:w="110" w:type="dxa"/>
+            </w:tcMar>
+            <w:vAlign w:val="center"/>
+          </w:tcPr>
+          <w:p>
+            <w:pPr>
+              <w:spacing w:after="0" w:line="252" w:lineRule="auto"/>
+            </w:pPr>
+            <w:r>
+              <w:t xml:space="preserve">✔</w:t>
+            </w:r>
+          </w:p>
+        </w:tc>
+        <w:tc>
+          <w:tcPr>
+            <w:tcW w:w="2600" w:type="dxa"/>
+            <w:tcBorders>
+              <w:top w:val="single" w:sz="1" w:space="0" w:color="D5DCE6"/>
+              <w:left w:val="single" w:sz="1" w:space="0" w:color="D5DCE6"/>
+              <w:bottom w:val="single" w:sz="1" w:space="0" w:color="D5DCE6"/>
+              <w:right w:val="single" w:sz="1" w:space="0" w:color="D5DCE6"/>
+            </w:tcBorders>
+            <w:tcMar>
+              <w:top w:w="70" w:type="dxa"/>
+              <w:left w:w="110" w:type="dxa"/>
+              <w:bottom w:w="70" w:type="dxa"/>
+              <w:right w:w="110" w:type="dxa"/>
+            </w:tcMar>
+            <w:vAlign w:val="center"/>
+          </w:tcPr>
+          <w:p>
+            <w:pPr>
+              <w:spacing w:after="0" w:line="252" w:lineRule="auto"/>
+            </w:pPr>
+            <w:r>
+              <w:t xml:space="preserve">—</w:t>
+            </w:r>
+          </w:p>
+        </w:tc>
+      </w:tr>
+      <w:tr>
+        <w:trPr>
+          <w:cantSplit/>
+        </w:trPr>
+        <w:tc>
+          <w:tcPr>
+            <w:tcW w:w="4560" w:type="dxa"/>
+            <w:tcBorders>
+              <w:top w:val="single" w:sz="1" w:space="0" w:color="D5DCE6"/>
+              <w:left w:val="single" w:sz="1" w:space="0" w:color="D5DCE6"/>
+              <w:bottom w:val="single" w:sz="1" w:space="0" w:color="D5DCE6"/>
+              <w:right w:val="single" w:sz="1" w:space="0" w:color="D5DCE6"/>
+            </w:tcBorders>
+            <w:tcMar>
+              <w:top w:w="70" w:type="dxa"/>
+              <w:left w:w="110" w:type="dxa"/>
+              <w:bottom w:w="70" w:type="dxa"/>
+              <w:right w:w="110" w:type="dxa"/>
+            </w:tcMar>
+            <w:vAlign w:val="center"/>
+          </w:tcPr>
+          <w:p>
+            <w:pPr>
+              <w:spacing w:after="0" w:line="252" w:lineRule="auto"/>
+            </w:pPr>
+            <w:r>
+              <w:t xml:space="preserve">Créer une demande, suivre ses demandes</w:t>
+            </w:r>
+          </w:p>
+        </w:tc>
+        <w:tc>
+          <w:tcPr>
+            <w:tcW w:w="2200" w:type="dxa"/>
+            <w:tcBorders>
+              <w:top w:val="single" w:sz="1" w:space="0" w:color="D5DCE6"/>
+              <w:left w:val="single" w:sz="1" w:space="0" w:color="D5DCE6"/>
+              <w:bottom w:val="single" w:sz="1" w:space="0" w:color="D5DCE6"/>
+              <w:right w:val="single" w:sz="1" w:space="0" w:color="D5DCE6"/>
+            </w:tcBorders>
+            <w:tcMar>
+              <w:top w:w="70" w:type="dxa"/>
+              <w:left w:w="110" w:type="dxa"/>
+              <w:bottom w:w="70" w:type="dxa"/>
+              <w:right w:w="110" w:type="dxa"/>
+            </w:tcMar>
+            <w:vAlign w:val="center"/>
+          </w:tcPr>
+          <w:p>
+            <w:pPr>
+              <w:spacing w:after="0" w:line="252" w:lineRule="auto"/>
+            </w:pPr>
+            <w:r>
+              <w:t xml:space="preserve">—</w:t>
+            </w:r>
+          </w:p>
+        </w:tc>
+        <w:tc>
+          <w:tcPr>
+            <w:tcW w:w="2600" w:type="dxa"/>
+            <w:tcBorders>
+              <w:top w:val="single" w:sz="1" w:space="0" w:color="D5DCE6"/>
+              <w:left w:val="single" w:sz="1" w:space="0" w:color="D5DCE6"/>
+              <w:bottom w:val="single" w:sz="1" w:space="0" w:color="D5DCE6"/>
+              <w:right w:val="single" w:sz="1" w:space="0" w:color="D5DCE6"/>
+            </w:tcBorders>
+            <w:tcMar>
+              <w:top w:w="70" w:type="dxa"/>
+              <w:left w:w="110" w:type="dxa"/>
+              <w:bottom w:w="70" w:type="dxa"/>
+              <w:right w:w="110" w:type="dxa"/>
+            </w:tcMar>
+            <w:vAlign w:val="center"/>
+          </w:tcPr>
+          <w:p>
+            <w:pPr>
+              <w:spacing w:after="0" w:line="252" w:lineRule="auto"/>
+            </w:pPr>
+            <w:r>
+              <w:t xml:space="preserve">✔</w:t>
+            </w:r>
+          </w:p>
+        </w:tc>
+      </w:tr>
+      <w:tr>
+        <w:trPr>
+          <w:cantSplit/>
+        </w:trPr>
+        <w:tc>
+          <w:tcPr>
+            <w:tcW w:w="4560" w:type="dxa"/>
+            <w:tcBorders>
+              <w:top w:val="single" w:sz="1" w:space="0" w:color="D5DCE6"/>
+              <w:left w:val="single" w:sz="1" w:space="0" w:color="D5DCE6"/>
+              <w:bottom w:val="single" w:sz="1" w:space="0" w:color="D5DCE6"/>
+              <w:right w:val="single" w:sz="1" w:space="0" w:color="D5DCE6"/>
+            </w:tcBorders>
+            <w:tcMar>
+              <w:top w:w="70" w:type="dxa"/>
+              <w:left w:w="110" w:type="dxa"/>
+              <w:bottom w:w="70" w:type="dxa"/>
+              <w:right w:w="110" w:type="dxa"/>
+            </w:tcMar>
+            <w:vAlign w:val="center"/>
+          </w:tcPr>
+          <w:p>
+            <w:pPr>
+              <w:spacing w:after="0" w:line="252" w:lineRule="auto"/>
+            </w:pPr>
+            <w:r>
+              <w:t xml:space="preserve">Ma mobilité (empreinte carbone des trajets)</w:t>
+            </w:r>
+          </w:p>
+        </w:tc>
+        <w:tc>
+          <w:tcPr>
+            <w:tcW w:w="2200" w:type="dxa"/>
+            <w:tcBorders>
+              <w:top w:val="single" w:sz="1" w:space="0" w:color="D5DCE6"/>
+              <w:left w:val="single" w:sz="1" w:space="0" w:color="D5DCE6"/>
+              <w:bottom w:val="single" w:sz="1" w:space="0" w:color="D5DCE6"/>
+              <w:right w:val="single" w:sz="1" w:space="0" w:color="D5DCE6"/>
+            </w:tcBorders>
+            <w:tcMar>
+              <w:top w:w="70" w:type="dxa"/>
+              <w:left w:w="110" w:type="dxa"/>
+              <w:bottom w:w="70" w:type="dxa"/>
+              <w:right w:w="110" w:type="dxa"/>
+            </w:tcMar>
+            <w:vAlign w:val="center"/>
+          </w:tcPr>
+          <w:p>
+            <w:pPr>
+              <w:spacing w:after="0" w:line="252" w:lineRule="auto"/>
+            </w:pPr>
+            <w:r>
+              <w:t xml:space="preserve">✔</w:t>
+            </w:r>
+          </w:p>
+        </w:tc>
+        <w:tc>
+          <w:tcPr>
+            <w:tcW w:w="2600" w:type="dxa"/>
+            <w:tcBorders>
+              <w:top w:val="single" w:sz="1" w:space="0" w:color="D5DCE6"/>
+              <w:left w:val="single" w:sz="1" w:space="0" w:color="D5DCE6"/>
+              <w:bottom w:val="single" w:sz="1" w:space="0" w:color="D5DCE6"/>
+              <w:right w:val="single" w:sz="1" w:space="0" w:color="D5DCE6"/>
+            </w:tcBorders>
+            <w:tcMar>
+              <w:top w:w="70" w:type="dxa"/>
+              <w:left w:w="110" w:type="dxa"/>
+              <w:bottom w:w="70" w:type="dxa"/>
+              <w:right w:w="110" w:type="dxa"/>
+            </w:tcMar>
+            <w:vAlign w:val="center"/>
+          </w:tcPr>
+          <w:p>
+            <w:pPr>
+              <w:spacing w:after="0" w:line="252" w:lineRule="auto"/>
+            </w:pPr>
+            <w:r>
+              <w:t xml:space="preserve">✔</w:t>
+            </w:r>
+          </w:p>
+        </w:tc>
+      </w:tr>
+      <w:tr>
+        <w:trPr>
+          <w:cantSplit/>
+        </w:trPr>
+        <w:tc>
+          <w:tcPr>
+            <w:tcW w:w="4560" w:type="dxa"/>
+            <w:tcBorders>
+              <w:top w:val="single" w:sz="1" w:space="0" w:color="D5DCE6"/>
+              <w:left w:val="single" w:sz="1" w:space="0" w:color="D5DCE6"/>
+              <w:bottom w:val="single" w:sz="1" w:space="0" w:color="D5DCE6"/>
+              <w:right w:val="single" w:sz="1" w:space="0" w:color="D5DCE6"/>
+            </w:tcBorders>
+            <w:tcMar>
+              <w:top w:w="70" w:type="dxa"/>
+              <w:left w:w="110" w:type="dxa"/>
+              <w:bottom w:w="70" w:type="dxa"/>
+              <w:right w:w="110" w:type="dxa"/>
+            </w:tcMar>
+            <w:vAlign w:val="center"/>
+          </w:tcPr>
+          <w:p>
+            <w:pPr>
+              <w:spacing w:after="0" w:line="252" w:lineRule="auto"/>
+            </w:pPr>
+            <w:r>
+              <w:t xml:space="preserve">Mes biens (campagne d'inventaire)</w:t>
+            </w:r>
+          </w:p>
+        </w:tc>
+        <w:tc>
+          <w:tcPr>
+            <w:tcW w:w="2200" w:type="dxa"/>
+            <w:tcBorders>
+              <w:top w:val="single" w:sz="1" w:space="0" w:color="D5DCE6"/>
+              <w:left w:val="single" w:sz="1" w:space="0" w:color="D5DCE6"/>
+              <w:bottom w:val="single" w:sz="1" w:space="0" w:color="D5DCE6"/>
+              <w:right w:val="single" w:sz="1" w:space="0" w:color="D5DCE6"/>
+            </w:tcBorders>
+            <w:tcMar>
+              <w:top w:w="70" w:type="dxa"/>
+              <w:left w:w="110" w:type="dxa"/>
+              <w:bottom w:w="70" w:type="dxa"/>
+              <w:right w:w="110" w:type="dxa"/>
+            </w:tcMar>
+            <w:vAlign w:val="center"/>
+          </w:tcPr>
+          <w:p>
+            <w:pPr>
+              <w:spacing w:after="0" w:line="252" w:lineRule="auto"/>
+            </w:pPr>
+            <w:r>
+              <w:t xml:space="preserve">—</w:t>
+            </w:r>
+          </w:p>
+        </w:tc>
+        <w:tc>
+          <w:tcPr>
+            <w:tcW w:w="2600" w:type="dxa"/>
+            <w:tcBorders>
+              <w:top w:val="single" w:sz="1" w:space="0" w:color="D5DCE6"/>
+              <w:left w:val="single" w:sz="1" w:space="0" w:color="D5DCE6"/>
+              <w:bottom w:val="single" w:sz="1" w:space="0" w:color="D5DCE6"/>
+              <w:right w:val="single" w:sz="1" w:space="0" w:color="D5DCE6"/>
+            </w:tcBorders>
+            <w:tcMar>
+              <w:top w:w="70" w:type="dxa"/>
+              <w:left w:w="110" w:type="dxa"/>
+              <w:bottom w:w="70" w:type="dxa"/>
+              <w:right w:w="110" w:type="dxa"/>
+            </w:tcMar>
+            <w:vAlign w:val="center"/>
+          </w:tcPr>
+          <w:p>
+            <w:pPr>
+              <w:spacing w:after="0" w:line="252" w:lineRule="auto"/>
+            </w:pPr>
+            <w:r>
+              <w:t xml:space="preserve">✔ si activé</w:t>
+            </w:r>
+          </w:p>
+        </w:tc>
+      </w:tr>
+      <w:tr>
+        <w:trPr>
+          <w:cantSplit/>
+        </w:trPr>
+        <w:tc>
+          <w:tcPr>
+            <w:tcW w:w="4560" w:type="dxa"/>
+            <w:tcBorders>
+              <w:top w:val="single" w:sz="1" w:space="0" w:color="D5DCE6"/>
+              <w:left w:val="single" w:sz="1" w:space="0" w:color="D5DCE6"/>
+              <w:bottom w:val="single" w:sz="1" w:space="0" w:color="D5DCE6"/>
+              <w:right w:val="single" w:sz="1" w:space="0" w:color="D5DCE6"/>
+            </w:tcBorders>
+            <w:tcMar>
+              <w:top w:w="70" w:type="dxa"/>
+              <w:left w:w="110" w:type="dxa"/>
+              <w:bottom w:w="70" w:type="dxa"/>
+              <w:right w:w="110" w:type="dxa"/>
+            </w:tcMar>
+            <w:vAlign w:val="center"/>
+          </w:tcPr>
+          <w:p>
+            <w:pPr>
+              <w:spacing w:after="0" w:line="252" w:lineRule="auto"/>
+            </w:pPr>
+            <w:r>
+              <w:t xml:space="preserve">Procédures d'urgence</w:t>
+            </w:r>
+          </w:p>
+        </w:tc>
+        <w:tc>
+          <w:tcPr>
+            <w:tcW w:w="2200" w:type="dxa"/>
+            <w:tcBorders>
+              <w:top w:val="single" w:sz="1" w:space="0" w:color="D5DCE6"/>
+              <w:left w:val="single" w:sz="1" w:space="0" w:color="D5DCE6"/>
+              <w:bottom w:val="single" w:sz="1" w:space="0" w:color="D5DCE6"/>
+              <w:right w:val="single" w:sz="1" w:space="0" w:color="D5DCE6"/>
+            </w:tcBorders>
+            <w:tcMar>
+              <w:top w:w="70" w:type="dxa"/>
+              <w:left w:w="110" w:type="dxa"/>
+              <w:bottom w:w="70" w:type="dxa"/>
+              <w:right w:w="110" w:type="dxa"/>
+            </w:tcMar>
+            <w:vAlign w:val="center"/>
+          </w:tcPr>
+          <w:p>
+            <w:pPr>
+              <w:spacing w:after="0" w:line="252" w:lineRule="auto"/>
+            </w:pPr>
+            <w:r>
+              <w:t xml:space="preserve">✔ si activé</w:t>
+            </w:r>
+          </w:p>
+        </w:tc>
+        <w:tc>
+          <w:tcPr>
+            <w:tcW w:w="2600" w:type="dxa"/>
+            <w:tcBorders>
+              <w:top w:val="single" w:sz="1" w:space="0" w:color="D5DCE6"/>
+              <w:left w:val="single" w:sz="1" w:space="0" w:color="D5DCE6"/>
+              <w:bottom w:val="single" w:sz="1" w:space="0" w:color="D5DCE6"/>
+              <w:right w:val="single" w:sz="1" w:space="0" w:color="D5DCE6"/>
+            </w:tcBorders>
+            <w:tcMar>
+              <w:top w:w="70" w:type="dxa"/>
+              <w:left w:w="110" w:type="dxa"/>
+              <w:bottom w:w="70" w:type="dxa"/>
+              <w:right w:w="110" w:type="dxa"/>
+            </w:tcMar>
+            <w:vAlign w:val="center"/>
+          </w:tcPr>
+          <w:p>
+            <w:pPr>
+              <w:spacing w:after="0" w:line="252" w:lineRule="auto"/>
+            </w:pPr>
+            <w:r>
+              <w:t xml:space="preserve">✔ si activé</w:t>
+            </w:r>
+          </w:p>
+        </w:tc>
+      </w:tr>
+      <w:tr>
+        <w:trPr>
+          <w:cantSplit/>
+        </w:trPr>
+        <w:tc>
+          <w:tcPr>
+            <w:tcW w:w="4560" w:type="dxa"/>
+            <w:tcBorders>
+              <w:top w:val="single" w:sz="1" w:space="0" w:color="D5DCE6"/>
+              <w:left w:val="single" w:sz="1" w:space="0" w:color="D5DCE6"/>
+              <w:bottom w:val="single" w:sz="1" w:space="0" w:color="D5DCE6"/>
+              <w:right w:val="single" w:sz="1" w:space="0" w:color="D5DCE6"/>
+            </w:tcBorders>
+            <w:tcMar>
+              <w:top w:w="70" w:type="dxa"/>
+              <w:left w:w="110" w:type="dxa"/>
+              <w:bottom w:w="70" w:type="dxa"/>
+              <w:right w:w="110" w:type="dxa"/>
+            </w:tcMar>
+            <w:vAlign w:val="center"/>
+          </w:tcPr>
+          <w:p>
+            <w:pPr>
+              <w:spacing w:after="0" w:line="252" w:lineRule="auto"/>
+            </w:pPr>
+            <w:r>
+              <w:t xml:space="preserve">Plans : trouver une personne</w:t>
+            </w:r>
+          </w:p>
+        </w:tc>
+        <w:tc>
+          <w:tcPr>
+            <w:tcW w:w="2200" w:type="dxa"/>
+            <w:tcBorders>
+              <w:top w:val="single" w:sz="1" w:space="0" w:color="D5DCE6"/>
+              <w:left w:val="single" w:sz="1" w:space="0" w:color="D5DCE6"/>
+              <w:bottom w:val="single" w:sz="1" w:space="0" w:color="D5DCE6"/>
+              <w:right w:val="single" w:sz="1" w:space="0" w:color="D5DCE6"/>
+            </w:tcBorders>
+            <w:tcMar>
+              <w:top w:w="70" w:type="dxa"/>
+              <w:left w:w="110" w:type="dxa"/>
+              <w:bottom w:w="70" w:type="dxa"/>
+              <w:right w:w="110" w:type="dxa"/>
+            </w:tcMar>
+            <w:vAlign w:val="center"/>
+          </w:tcPr>
+          <w:p>
+            <w:pPr>
+              <w:spacing w:after="0" w:line="252" w:lineRule="auto"/>
+            </w:pPr>
+            <w:r>
+              <w:t xml:space="preserve">✔</w:t>
+            </w:r>
+          </w:p>
+        </w:tc>
+        <w:tc>
+          <w:tcPr>
+            <w:tcW w:w="2600" w:type="dxa"/>
+            <w:tcBorders>
+              <w:top w:val="single" w:sz="1" w:space="0" w:color="D5DCE6"/>
+              <w:left w:val="single" w:sz="1" w:space="0" w:color="D5DCE6"/>
+              <w:bottom w:val="single" w:sz="1" w:space="0" w:color="D5DCE6"/>
+              <w:right w:val="single" w:sz="1" w:space="0" w:color="D5DCE6"/>
+            </w:tcBorders>
+            <w:tcMar>
+              <w:top w:w="70" w:type="dxa"/>
+              <w:left w:w="110" w:type="dxa"/>
+              <w:bottom w:w="70" w:type="dxa"/>
+              <w:right w:w="110" w:type="dxa"/>
+            </w:tcMar>
+            <w:vAlign w:val="center"/>
+          </w:tcPr>
+          <w:p>
+            <w:pPr>
+              <w:spacing w:after="0" w:line="252" w:lineRule="auto"/>
+            </w:pPr>
+            <w:r>
+              <w:t xml:space="preserve">✔ si activé</w:t>
+            </w:r>
+          </w:p>
+        </w:tc>
+      </w:tr>
+      <w:tr>
+        <w:trPr>
+          <w:cantSplit/>
+        </w:trPr>
+        <w:tc>
+          <w:tcPr>
+            <w:tcW w:w="4560" w:type="dxa"/>
+            <w:tcBorders>
+              <w:top w:val="single" w:sz="1" w:space="0" w:color="D5DCE6"/>
+              <w:left w:val="single" w:sz="1" w:space="0" w:color="D5DCE6"/>
+              <w:bottom w:val="single" w:sz="1" w:space="0" w:color="D5DCE6"/>
+              <w:right w:val="single" w:sz="1" w:space="0" w:color="D5DCE6"/>
+            </w:tcBorders>
+            <w:tcMar>
+              <w:top w:w="70" w:type="dxa"/>
+              <w:left w:w="110" w:type="dxa"/>
+              <w:bottom w:w="70" w:type="dxa"/>
+              <w:right w:w="110" w:type="dxa"/>
+            </w:tcMar>
+            <w:vAlign w:val="center"/>
+          </w:tcPr>
+          <w:p>
+            <w:pPr>
+              <w:spacing w:after="0" w:line="252" w:lineRule="auto"/>
+            </w:pPr>
+            <w:r>
+              <w:t xml:space="preserve">Profil, préférences, notifications</w:t>
+            </w:r>
+          </w:p>
+        </w:tc>
+        <w:tc>
+          <w:tcPr>
+            <w:tcW w:w="2200" w:type="dxa"/>
+            <w:tcBorders>
+              <w:top w:val="single" w:sz="1" w:space="0" w:color="D5DCE6"/>
+              <w:left w:val="single" w:sz="1" w:space="0" w:color="D5DCE6"/>
+              <w:bottom w:val="single" w:sz="1" w:space="0" w:color="D5DCE6"/>
+              <w:right w:val="single" w:sz="1" w:space="0" w:color="D5DCE6"/>
+            </w:tcBorders>
+            <w:tcMar>
+              <w:top w:w="70" w:type="dxa"/>
+              <w:left w:w="110" w:type="dxa"/>
+              <w:bottom w:w="70" w:type="dxa"/>
+              <w:right w:w="110" w:type="dxa"/>
+            </w:tcMar>
+            <w:vAlign w:val="center"/>
+          </w:tcPr>
+          <w:p>
+            <w:pPr>
+              <w:spacing w:after="0" w:line="252" w:lineRule="auto"/>
+            </w:pPr>
+            <w:r>
+              <w:t xml:space="preserve">✔</w:t>
+            </w:r>
+          </w:p>
+        </w:tc>
+        <w:tc>
+          <w:tcPr>
+            <w:tcW w:w="2600" w:type="dxa"/>
+            <w:tcBorders>
+              <w:top w:val="single" w:sz="1" w:space="0" w:color="D5DCE6"/>
+              <w:left w:val="single" w:sz="1" w:space="0" w:color="D5DCE6"/>
+              <w:bottom w:val="single" w:sz="1" w:space="0" w:color="D5DCE6"/>
+              <w:right w:val="single" w:sz="1" w:space="0" w:color="D5DCE6"/>
+            </w:tcBorders>
+            <w:tcMar>
+              <w:top w:w="70" w:type="dxa"/>
+              <w:left w:w="110" w:type="dxa"/>
+              <w:bottom w:w="70" w:type="dxa"/>
+              <w:right w:w="110" w:type="dxa"/>
+            </w:tcMar>
+            <w:vAlign w:val="center"/>
+          </w:tcPr>
+          <w:p>
+            <w:pPr>
+              <w:spacing w:after="0" w:line="252" w:lineRule="auto"/>
+            </w:pPr>
+            <w:r>
+              <w:t xml:space="preserve">✔</w:t>
+            </w:r>
+          </w:p>
+        </w:tc>
+      </w:tr>
+      <w:tr>
+        <w:trPr>
+          <w:cantSplit/>
+        </w:trPr>
+        <w:tc>
+          <w:tcPr>
+            <w:tcW w:w="4560" w:type="dxa"/>
+            <w:tcBorders>
+              <w:top w:val="single" w:sz="1" w:space="0" w:color="D5DCE6"/>
+              <w:left w:val="single" w:sz="1" w:space="0" w:color="D5DCE6"/>
+              <w:bottom w:val="single" w:sz="1" w:space="0" w:color="D5DCE6"/>
+              <w:right w:val="single" w:sz="1" w:space="0" w:color="D5DCE6"/>
+            </w:tcBorders>
+            <w:tcMar>
+              <w:top w:w="70" w:type="dxa"/>
+              <w:left w:w="110" w:type="dxa"/>
+              <w:bottom w:w="70" w:type="dxa"/>
+              <w:right w:w="110" w:type="dxa"/>
+            </w:tcMar>
+            <w:vAlign w:val="center"/>
+          </w:tcPr>
+          <w:p>
+            <w:pPr>
+              <w:spacing w:after="0" w:line="252" w:lineRule="auto"/>
+            </w:pPr>
+            <w:r>
+              <w:t xml:space="preserve">Assistant</w:t>
+            </w:r>
+          </w:p>
+        </w:tc>
+        <w:tc>
+          <w:tcPr>
+            <w:tcW w:w="2200" w:type="dxa"/>
+            <w:tcBorders>
+              <w:top w:val="single" w:sz="1" w:space="0" w:color="D5DCE6"/>
+              <w:left w:val="single" w:sz="1" w:space="0" w:color="D5DCE6"/>
+              <w:bottom w:val="single" w:sz="1" w:space="0" w:color="D5DCE6"/>
+              <w:right w:val="single" w:sz="1" w:space="0" w:color="D5DCE6"/>
+            </w:tcBorders>
+            <w:tcMar>
+              <w:top w:w="70" w:type="dxa"/>
+              <w:left w:w="110" w:type="dxa"/>
+              <w:bottom w:w="70" w:type="dxa"/>
+              <w:right w:w="110" w:type="dxa"/>
+            </w:tcMar>
+            <w:vAlign w:val="center"/>
+          </w:tcPr>
+          <w:p>
+            <w:pPr>
+              <w:spacing w:after="0" w:line="252" w:lineRule="auto"/>
+            </w:pPr>
+            <w:r>
+              <w:t xml:space="preserve">✔ recherche d'informations</w:t>
+            </w:r>
+          </w:p>
+        </w:tc>
+        <w:tc>
+          <w:tcPr>
+            <w:tcW w:w="2600" w:type="dxa"/>
+            <w:tcBorders>
+              <w:top w:val="single" w:sz="1" w:space="0" w:color="D5DCE6"/>
+              <w:left w:val="single" w:sz="1" w:space="0" w:color="D5DCE6"/>
+              <w:bottom w:val="single" w:sz="1" w:space="0" w:color="D5DCE6"/>
+              <w:right w:val="single" w:sz="1" w:space="0" w:color="D5DCE6"/>
+            </w:tcBorders>
+            <w:tcMar>
+              <w:top w:w="70" w:type="dxa"/>
+              <w:left w:w="110" w:type="dxa"/>
+              <w:bottom w:w="70" w:type="dxa"/>
+              <w:right w:w="110" w:type="dxa"/>
+            </w:tcMar>
+            <w:vAlign w:val="center"/>
+          </w:tcPr>
+          <w:p>
+            <w:pPr>
+              <w:spacing w:after="0" w:line="252" w:lineRule="auto"/>
+            </w:pPr>
+            <w:r>
+              <w:t xml:space="preserve">✔ aide à la création de demandes</w:t>
+            </w:r>
+          </w:p>
+        </w:tc>
+      </w:tr>
+    </w:tbl>
+    <w:p>
+      <w:pPr>
+        <w:spacing w:after="80"/>
+      </w:pPr>
     </w:p>
     <w:tbl>
       <w:tblPr>
@@ -1337,6 +2289,9 @@
             <w:bottom w:w="0" w:type="dxa"/>
           </w:tblCellMar>
         </w:tblPrEx>
+        <w:trPr>
+          <w:cantSplit/>
+        </w:trPr>
         <w:tc>
           <w:tcPr>
             <w:tcW w:w="9360" w:type="dxa"/>
@@ -1390,6 +2345,50 @@
         <w:t>Premiers pas</w:t>
       </w:r>
       <w:bookmarkEnd w:id="2"/>
+    </w:p>
+    <w:p>
+      <w:pPr>
+        <w:spacing w:before="0" w:after="160"/>
+      </w:pPr>
+      <w:r>
+        <w:rPr>
+          <w:b/>
+          <w:bCs/>
+          <w:color w:val="64748B"/>
+          <w:sz w:val="18"/>
+          <w:szCs w:val="18"/>
+        </w:rPr>
+        <w:t xml:space="preserve">Concerne : </w:t>
+      </w:r>
+      <w:r>
+        <w:rPr>
+          <w:b/>
+          <w:bCs/>
+          <w:color w:val="334155"/>
+          <w:sz w:val="18"/>
+          <w:szCs w:val="18"/>
+          <w:shd w:val="clear" w:color="auto" w:fill="E2E8F0"/>
+        </w:rPr>
+        <w:t xml:space="preserve"> 👁️ Visionneur </w:t>
+      </w:r>
+      <w:r>
+        <w:rPr>
+          <w:sz w:val="18"/>
+          <w:szCs w:val="18"/>
+        </w:rPr>
+        <w:t xml:space="preserve">   </w:t>
+      </w:r>
+      <w:r>
+        <w:rPr>
+          <w:b/>
+          <w:bCs/>
+          <w:color w:val="065F46"/>
+          <w:sz w:val="18"/>
+          <w:szCs w:val="18"/>
+          <w:shd w:val="clear" w:color="auto" w:fill="D1FAE5"/>
+        </w:rPr>
+        <w:t xml:space="preserve"> ✋ Utilisateur / Demandeur </w:t>
+      </w:r>
     </w:p>
     <w:p>
       <w:pPr>
@@ -1448,6 +2447,9 @@
             <w:bottom w:w="0" w:type="dxa"/>
           </w:tblCellMar>
         </w:tblPrEx>
+        <w:trPr>
+          <w:cantSplit/>
+        </w:trPr>
         <w:tc>
           <w:tcPr>
             <w:tcW w:w="9360" w:type="dxa"/>
@@ -1622,6 +2624,9 @@
             <w:bottom w:w="0" w:type="dxa"/>
           </w:tblCellMar>
         </w:tblPrEx>
+        <w:trPr>
+          <w:cantSplit/>
+        </w:trPr>
         <w:tc>
           <w:tcPr>
             <w:tcW w:w="9360" w:type="dxa"/>
@@ -1675,6 +2680,50 @@
         <w:t>Se repérer dans l'application</w:t>
       </w:r>
       <w:bookmarkEnd w:id="6"/>
+    </w:p>
+    <w:p>
+      <w:pPr>
+        <w:spacing w:before="0" w:after="160"/>
+      </w:pPr>
+      <w:r>
+        <w:rPr>
+          <w:b/>
+          <w:bCs/>
+          <w:color w:val="64748B"/>
+          <w:sz w:val="18"/>
+          <w:szCs w:val="18"/>
+        </w:rPr>
+        <w:t xml:space="preserve">Concerne : </w:t>
+      </w:r>
+      <w:r>
+        <w:rPr>
+          <w:b/>
+          <w:bCs/>
+          <w:color w:val="334155"/>
+          <w:sz w:val="18"/>
+          <w:szCs w:val="18"/>
+          <w:shd w:val="clear" w:color="auto" w:fill="E2E8F0"/>
+        </w:rPr>
+        <w:t xml:space="preserve"> 👁️ Visionneur </w:t>
+      </w:r>
+      <w:r>
+        <w:rPr>
+          <w:sz w:val="18"/>
+          <w:szCs w:val="18"/>
+        </w:rPr>
+        <w:t xml:space="preserve">   </w:t>
+      </w:r>
+      <w:r>
+        <w:rPr>
+          <w:b/>
+          <w:bCs/>
+          <w:color w:val="065F46"/>
+          <w:sz w:val="18"/>
+          <w:szCs w:val="18"/>
+          <w:shd w:val="clear" w:color="auto" w:fill="D1FAE5"/>
+        </w:rPr>
+        <w:t xml:space="preserve"> ✋ Utilisateur / Demandeur </w:t>
+      </w:r>
     </w:p>
     <w:p>
       <w:pPr>
@@ -1781,6 +2830,9 @@
             <w:bottom w:w="0" w:type="dxa"/>
           </w:tblCellMar>
         </w:tblPrEx>
+        <w:trPr>
+          <w:cantSplit/>
+        </w:trPr>
         <w:tc>
           <w:tcPr>
             <w:tcW w:w="9360" w:type="dxa"/>
@@ -1862,17 +2914,77 @@
         <w:spacing w:after="120" w:line="278" w:lineRule="auto"/>
       </w:pPr>
       <w:r>
-        <w:t>En tant qu'</w:t>
+        <w:t xml:space="preserve">En tant qu'</w:t>
       </w:r>
       <w:r>
         <w:rPr>
           <w:b/>
           <w:bCs/>
         </w:rPr>
-        <w:t>Utilisateur / Demandeur</w:t>
-      </w:r>
-      <w:r>
-        <w:t>, votre menu est volontairement simplifié et centré sur vos besoins : créer et suivre vos demandes, votre mobilité carbone, et — si votre organisation les active — la déclaration de vos biens et les procédures d'urgence.</w:t>
+        <w:t xml:space="preserve">Utilisateur / Demandeur</w:t>
+      </w:r>
+      <w:r>
+        <w:t xml:space="preserve">, votre menu est volontairement simplifié et centré sur vos besoins : </w:t>
+      </w:r>
+      <w:r>
+        <w:rPr>
+          <w:b/>
+          <w:bCs/>
+        </w:rPr>
+        <w:t xml:space="preserve">Mes demandes</w:t>
+      </w:r>
+      <w:r>
+        <w:t xml:space="preserve"> (nouvelle demande, demandes passées), </w:t>
+      </w:r>
+      <w:r>
+        <w:rPr>
+          <w:b/>
+          <w:bCs/>
+        </w:rPr>
+        <w:t xml:space="preserve">Mon empreinte</w:t>
+      </w:r>
+      <w:r>
+        <w:t xml:space="preserve"> (mobilité carbone) et — si votre organisation les active — </w:t>
+      </w:r>
+      <w:r>
+        <w:rPr>
+          <w:b/>
+          <w:bCs/>
+        </w:rPr>
+        <w:t xml:space="preserve">Mes biens</w:t>
+      </w:r>
+      <w:r>
+        <w:t xml:space="preserve">, les </w:t>
+      </w:r>
+      <w:r>
+        <w:rPr>
+          <w:b/>
+          <w:bCs/>
+        </w:rPr>
+        <w:t xml:space="preserve">Procédures d'urgence</w:t>
+      </w:r>
+      <w:r>
+        <w:t xml:space="preserve">, l'onglet </w:t>
+      </w:r>
+      <w:r>
+        <w:rPr>
+          <w:b/>
+          <w:bCs/>
+        </w:rPr>
+        <w:t xml:space="preserve">Plans</w:t>
+      </w:r>
+      <w:r>
+        <w:t xml:space="preserve"> et une section </w:t>
+      </w:r>
+      <w:r>
+        <w:rPr>
+          <w:b/>
+          <w:bCs/>
+        </w:rPr>
+        <w:t xml:space="preserve">Consultation</w:t>
+      </w:r>
+      <w:r>
+        <w:t xml:space="preserve"> (onglets ouverts en lecture seule par votre gestionnaire, repérés par l'icône 👁️).</w:t>
       </w:r>
     </w:p>
     <w:p>
@@ -1929,10 +3041,46 @@
     </w:p>
     <w:p>
       <w:pPr>
+        <w:spacing w:before="0" w:after="160"/>
+      </w:pPr>
+      <w:r>
+        <w:rPr>
+          <w:b/>
+          <w:bCs/>
+          <w:color w:val="64748B"/>
+          <w:sz w:val="18"/>
+          <w:szCs w:val="18"/>
+        </w:rPr>
+        <w:t xml:space="preserve">Concerne : </w:t>
+      </w:r>
+      <w:r>
+        <w:rPr>
+          <w:b/>
+          <w:bCs/>
+          <w:color w:val="334155"/>
+          <w:sz w:val="18"/>
+          <w:szCs w:val="18"/>
+          <w:shd w:val="clear" w:color="auto" w:fill="E2E8F0"/>
+        </w:rPr>
+        <w:t xml:space="preserve"> 👁️ Visionneur </w:t>
+      </w:r>
+    </w:p>
+    <w:p>
+      <w:pPr>
         <w:spacing w:after="120" w:line="278" w:lineRule="auto"/>
       </w:pPr>
       <w:r>
-        <w:t>Cette partie concerne le profil Visionneur. Toutes les rubriques s'ouvrent depuis le menu et s'utilisent de la même façon : une liste que l'on filtre, trie et ouvre pour voir le détail.</w:t>
+        <w:t xml:space="preserve">Cette partie concerne le profil </w:t>
+      </w:r>
+      <w:r>
+        <w:rPr>
+          <w:b/>
+          <w:bCs/>
+        </w:rPr>
+        <w:t xml:space="preserve">Visionneur</w:t>
+      </w:r>
+      <w:r>
+        <w:t xml:space="preserve">. Toutes les rubriques s'ouvrent depuis le menu et s'utilisent de la même façon : une liste que l'on filtre, trie et ouvre pour voir le détail. Un Utilisateur / Demandeur n'y a accès que pour les onglets que son gestionnaire lui a ouverts en consultation (voir « Onglets en consultation »).</w:t>
       </w:r>
     </w:p>
     <w:p>
@@ -2078,6 +3226,9 @@
             <w:bottom w:w="0" w:type="dxa"/>
           </w:tblCellMar>
         </w:tblPrEx>
+        <w:trPr>
+          <w:cantSplit/>
+        </w:trPr>
         <w:tc>
           <w:tcPr>
             <w:tcW w:w="9360" w:type="dxa"/>
@@ -2893,6 +4044,9 @@
             <w:bottom w:w="0" w:type="dxa"/>
           </w:tblCellMar>
         </w:tblPrEx>
+        <w:trPr>
+          <w:cantSplit/>
+        </w:trPr>
         <w:tc>
           <w:tcPr>
             <w:tcW w:w="9360" w:type="dxa"/>
@@ -2946,6 +4100,32 @@
         <w:t>Faire et suivre une demande (Utilisateur)</w:t>
       </w:r>
       <w:bookmarkEnd w:id="16"/>
+    </w:p>
+    <w:p>
+      <w:pPr>
+        <w:spacing w:before="0" w:after="160"/>
+      </w:pPr>
+      <w:r>
+        <w:rPr>
+          <w:b/>
+          <w:bCs/>
+          <w:color w:val="64748B"/>
+          <w:sz w:val="18"/>
+          <w:szCs w:val="18"/>
+        </w:rPr>
+        <w:t xml:space="preserve">Concerne : </w:t>
+      </w:r>
+      <w:r>
+        <w:rPr>
+          <w:b/>
+          <w:bCs/>
+          <w:color w:val="065F46"/>
+          <w:sz w:val="18"/>
+          <w:szCs w:val="18"/>
+          <w:shd w:val="clear" w:color="auto" w:fill="D1FAE5"/>
+        </w:rPr>
+        <w:t xml:space="preserve"> ✋ Utilisateur / Demandeur </w:t>
+      </w:r>
     </w:p>
     <w:p>
       <w:pPr>
@@ -3158,6 +4338,9 @@
             <w:bottom w:w="0" w:type="dxa"/>
           </w:tblCellMar>
         </w:tblPrEx>
+        <w:trPr>
+          <w:cantSplit/>
+        </w:trPr>
         <w:tc>
           <w:tcPr>
             <w:tcW w:w="9360" w:type="dxa"/>
@@ -3237,6 +4420,60 @@
     </w:p>
     <w:p>
       <w:pPr>
+        <w:spacing w:before="0" w:after="160"/>
+      </w:pPr>
+      <w:r>
+        <w:rPr>
+          <w:b/>
+          <w:bCs/>
+          <w:color w:val="64748B"/>
+          <w:sz w:val="18"/>
+          <w:szCs w:val="18"/>
+        </w:rPr>
+        <w:t xml:space="preserve">Concerne : </w:t>
+      </w:r>
+      <w:r>
+        <w:rPr>
+          <w:b/>
+          <w:bCs/>
+          <w:color w:val="334155"/>
+          <w:sz w:val="18"/>
+          <w:szCs w:val="18"/>
+          <w:shd w:val="clear" w:color="auto" w:fill="E2E8F0"/>
+        </w:rPr>
+        <w:t xml:space="preserve"> 👁️ Visionneur </w:t>
+      </w:r>
+      <w:r>
+        <w:rPr>
+          <w:sz w:val="18"/>
+          <w:szCs w:val="18"/>
+        </w:rPr>
+        <w:t xml:space="preserve">   </w:t>
+      </w:r>
+      <w:r>
+        <w:rPr>
+          <w:b/>
+          <w:bCs/>
+          <w:color w:val="065F46"/>
+          <w:sz w:val="18"/>
+          <w:szCs w:val="18"/>
+          <w:shd w:val="clear" w:color="auto" w:fill="D1FAE5"/>
+        </w:rPr>
+        <w:t xml:space="preserve"> ✋ Utilisateur / Demandeur </w:t>
+      </w:r>
+      <w:r>
+        <w:rPr>
+          <w:i/>
+          <w:iCs/>
+          <w:color w:val="64748B"/>
+          <w:sz w:val="18"/>
+          <w:szCs w:val="18"/>
+        </w:rPr>
+        <w:t xml:space="preserve">   Le Visionneur la trouve sous « Ma mobilité », rubrique Fluides.</w:t>
+      </w:r>
+    </w:p>
+    <w:p>
+      <w:pPr>
         <w:spacing w:after="120" w:line="278" w:lineRule="auto"/>
       </w:pPr>
       <w:r>
@@ -3266,6 +4503,32 @@
     </w:p>
     <w:p>
       <w:pPr>
+        <w:spacing w:before="0" w:after="160"/>
+      </w:pPr>
+      <w:r>
+        <w:rPr>
+          <w:b/>
+          <w:bCs/>
+          <w:color w:val="64748B"/>
+          <w:sz w:val="18"/>
+          <w:szCs w:val="18"/>
+        </w:rPr>
+        <w:t xml:space="preserve">Concerne : </w:t>
+      </w:r>
+      <w:r>
+        <w:rPr>
+          <w:b/>
+          <w:bCs/>
+          <w:color w:val="065F46"/>
+          <w:sz w:val="18"/>
+          <w:szCs w:val="18"/>
+          <w:shd w:val="clear" w:color="auto" w:fill="D1FAE5"/>
+        </w:rPr>
+        <w:t xml:space="preserve"> ✋ Utilisateur / Demandeur </w:t>
+      </w:r>
+    </w:p>
+    <w:p>
+      <w:pPr>
         <w:spacing w:after="120" w:line="278" w:lineRule="auto"/>
       </w:pPr>
       <w:r>
@@ -3286,12 +4549,157 @@
     <w:p>
       <w:pPr>
         <w:pStyle w:val="Titre2"/>
+        <w:keepNext/>
+      </w:pPr>
+      <w:bookmarkStart w:id="1033" w:name="_Toc90001033"/>
+      <w:r>
+        <w:t xml:space="preserve">Onglets en consultation (si ouverts par votre gestionnaire)</w:t>
+      </w:r>
+      <w:bookmarkEnd w:id="1033"/>
+    </w:p>
+    <w:p>
+      <w:pPr>
+        <w:spacing w:before="0" w:after="160"/>
+      </w:pPr>
+      <w:r>
+        <w:rPr>
+          <w:b/>
+          <w:bCs/>
+          <w:color w:val="64748B"/>
+          <w:sz w:val="18"/>
+          <w:szCs w:val="18"/>
+        </w:rPr>
+        <w:t xml:space="preserve">Concerne : </w:t>
+      </w:r>
+      <w:r>
+        <w:rPr>
+          <w:b/>
+          <w:bCs/>
+          <w:color w:val="065F46"/>
+          <w:sz w:val="18"/>
+          <w:szCs w:val="18"/>
+          <w:shd w:val="clear" w:color="auto" w:fill="D1FAE5"/>
+        </w:rPr>
+        <w:t xml:space="preserve"> ✋ Utilisateur / Demandeur </w:t>
+      </w:r>
+    </w:p>
+    <w:p>
+      <w:pPr>
+        <w:spacing w:after="120" w:line="278" w:lineRule="auto"/>
+      </w:pPr>
+      <w:r>
+        <w:t xml:space="preserve">Votre gestionnaire peut vous ouvrir, </w:t>
+      </w:r>
+      <w:r>
+        <w:rPr>
+          <w:b/>
+          <w:bCs/>
+        </w:rPr>
+        <w:t xml:space="preserve">en lecture seule</w:t>
+      </w:r>
+      <w:r>
+        <w:t xml:space="preserve">, certaines rubriques habituellement réservées aux autres profils : tableau de bord, biens, équipements, stock, interventions, contrats, gestion du matériel, énergie, bilan carbone, statistiques. Elles apparaissent alors dans une section </w:t>
+      </w:r>
+      <w:r>
+        <w:rPr>
+          <w:b/>
+          <w:bCs/>
+        </w:rPr>
+        <w:t xml:space="preserve">Consultation</w:t>
+      </w:r>
+      <w:r>
+        <w:t xml:space="preserve"> de votre menu, chacune marquée de l'icône 👁️.</w:t>
+      </w:r>
+    </w:p>
+    <w:p>
+      <w:pPr>
+        <w:pStyle w:val="Paragraphedeliste"/>
+        <w:numPr>
+          <w:ilvl w:val="0"/>
+          <w:numId w:val="2"/>
+        </w:numPr>
+        <w:spacing w:after="60" w:line="268" w:lineRule="auto"/>
+      </w:pPr>
+      <w:r>
+        <w:t xml:space="preserve">Vous gardez votre profil d'Utilisateur : ces écrans se consultent, se filtrent et se recherchent comme pour un Visionneur (voir « Consulter les informations »), mais aucun bouton de création, de modification ou de suppression n'est proposé.</w:t>
+      </w:r>
+    </w:p>
+    <w:p>
+      <w:pPr>
+        <w:pStyle w:val="Paragraphedeliste"/>
+        <w:numPr>
+          <w:ilvl w:val="0"/>
+          <w:numId w:val="2"/>
+        </w:numPr>
+        <w:spacing w:after="60" w:line="268" w:lineRule="auto"/>
+      </w:pPr>
+      <w:r>
+        <w:t xml:space="preserve">Si une rubrique attendue n'apparaît pas, c'est qu'elle ne vous a pas été ouverte : adressez-vous à votre gestionnaire.</w:t>
+      </w:r>
+    </w:p>
+    <w:p>
+      <w:pPr>
+        <w:pStyle w:val="Titre2"/>
       </w:pPr>
       <w:bookmarkStart w:id="21" w:name="_Toc235786847"/>
       <w:r>
         <w:t>Procédures d'urgence (si activé)</w:t>
       </w:r>
       <w:bookmarkEnd w:id="21"/>
+    </w:p>
+    <w:p>
+      <w:pPr>
+        <w:spacing w:before="0" w:after="160"/>
+      </w:pPr>
+      <w:r>
+        <w:rPr>
+          <w:b/>
+          <w:bCs/>
+          <w:color w:val="64748B"/>
+          <w:sz w:val="18"/>
+          <w:szCs w:val="18"/>
+        </w:rPr>
+        <w:t xml:space="preserve">Concerne : </w:t>
+      </w:r>
+      <w:r>
+        <w:rPr>
+          <w:b/>
+          <w:bCs/>
+          <w:color w:val="334155"/>
+          <w:sz w:val="18"/>
+          <w:szCs w:val="18"/>
+          <w:shd w:val="clear" w:color="auto" w:fill="E2E8F0"/>
+        </w:rPr>
+        <w:t xml:space="preserve"> 👁️ Visionneur </w:t>
+      </w:r>
+      <w:r>
+        <w:rPr>
+          <w:sz w:val="18"/>
+          <w:szCs w:val="18"/>
+        </w:rPr>
+        <w:t xml:space="preserve">   </w:t>
+      </w:r>
+      <w:r>
+        <w:rPr>
+          <w:b/>
+          <w:bCs/>
+          <w:color w:val="065F46"/>
+          <w:sz w:val="18"/>
+          <w:szCs w:val="18"/>
+          <w:shd w:val="clear" w:color="auto" w:fill="D1FAE5"/>
+        </w:rPr>
+        <w:t xml:space="preserve"> ✋ Utilisateur / Demandeur </w:t>
+      </w:r>
+      <w:r>
+        <w:rPr>
+          <w:i/>
+          <w:iCs/>
+          <w:color w:val="64748B"/>
+          <w:sz w:val="18"/>
+          <w:szCs w:val="18"/>
+        </w:rPr>
+        <w:t xml:space="preserve">   si votre organisation les a activées</w:t>
+      </w:r>
     </w:p>
     <w:p>
       <w:pPr>
@@ -3328,8 +4736,82 @@
       <w:bookmarkEnd w:id="28"/>
     </w:p>
     <w:p>
-      <w:r>
-        <w:t>Si votre organisation l'a activé, un onglet « Plans » apparaît dans votre menu. Il vous permet de localiser une personne, un service ou un étage sur le plan de votre bâtiment, et de consulter ses coordonnées.</w:t>
+      <w:pPr>
+        <w:spacing w:before="0" w:after="160"/>
+      </w:pPr>
+      <w:r>
+        <w:rPr>
+          <w:b/>
+          <w:bCs/>
+          <w:color w:val="64748B"/>
+          <w:sz w:val="18"/>
+          <w:szCs w:val="18"/>
+        </w:rPr>
+        <w:t xml:space="preserve">Concerne : </w:t>
+      </w:r>
+      <w:r>
+        <w:rPr>
+          <w:b/>
+          <w:bCs/>
+          <w:color w:val="334155"/>
+          <w:sz w:val="18"/>
+          <w:szCs w:val="18"/>
+          <w:shd w:val="clear" w:color="auto" w:fill="E2E8F0"/>
+        </w:rPr>
+        <w:t xml:space="preserve"> 👁️ Visionneur </w:t>
+      </w:r>
+      <w:r>
+        <w:rPr>
+          <w:sz w:val="18"/>
+          <w:szCs w:val="18"/>
+        </w:rPr>
+        <w:t xml:space="preserve">   </w:t>
+      </w:r>
+      <w:r>
+        <w:rPr>
+          <w:b/>
+          <w:bCs/>
+          <w:color w:val="065F46"/>
+          <w:sz w:val="18"/>
+          <w:szCs w:val="18"/>
+          <w:shd w:val="clear" w:color="auto" w:fill="D1FAE5"/>
+        </w:rPr>
+        <w:t xml:space="preserve"> ✋ Utilisateur / Demandeur (si activé) </w:t>
+      </w:r>
+    </w:p>
+    <w:p>
+      <w:r>
+        <w:t xml:space="preserve">Un onglet « </w:t>
+      </w:r>
+      <w:r>
+        <w:rPr>
+          <w:b/>
+          <w:bCs/>
+        </w:rPr>
+        <w:t xml:space="preserve">Plans</w:t>
+      </w:r>
+      <w:r>
+        <w:t xml:space="preserve"> » figure dans votre menu : toujours pour le </w:t>
+      </w:r>
+      <w:r>
+        <w:rPr>
+          <w:b/>
+          <w:bCs/>
+        </w:rPr>
+        <w:t xml:space="preserve">Visionneur</w:t>
+      </w:r>
+      <w:r>
+        <w:t xml:space="preserve"> (sauf si votre organisation a désactivé le module), et pour l'</w:t>
+      </w:r>
+      <w:r>
+        <w:rPr>
+          <w:b/>
+          <w:bCs/>
+        </w:rPr>
+        <w:t xml:space="preserve">Utilisateur / Demandeur</w:t>
+      </w:r>
+      <w:r>
+        <w:t xml:space="preserve"> lorsque le gestionnaire l'a activé. Il vous permet de localiser une personne, un service ou un étage sur le plan de votre bâtiment, et de consulter ses coordonnées.</w:t>
       </w:r>
     </w:p>
     <w:p>
@@ -3408,6 +4890,50 @@
         <w:t>Votre profil et vos préférences</w:t>
       </w:r>
       <w:bookmarkEnd w:id="22"/>
+    </w:p>
+    <w:p>
+      <w:pPr>
+        <w:spacing w:before="0" w:after="160"/>
+      </w:pPr>
+      <w:r>
+        <w:rPr>
+          <w:b/>
+          <w:bCs/>
+          <w:color w:val="64748B"/>
+          <w:sz w:val="18"/>
+          <w:szCs w:val="18"/>
+        </w:rPr>
+        <w:t xml:space="preserve">Concerne : </w:t>
+      </w:r>
+      <w:r>
+        <w:rPr>
+          <w:b/>
+          <w:bCs/>
+          <w:color w:val="334155"/>
+          <w:sz w:val="18"/>
+          <w:szCs w:val="18"/>
+          <w:shd w:val="clear" w:color="auto" w:fill="E2E8F0"/>
+        </w:rPr>
+        <w:t xml:space="preserve"> 👁️ Visionneur </w:t>
+      </w:r>
+      <w:r>
+        <w:rPr>
+          <w:sz w:val="18"/>
+          <w:szCs w:val="18"/>
+        </w:rPr>
+        <w:t xml:space="preserve">   </w:t>
+      </w:r>
+      <w:r>
+        <w:rPr>
+          <w:b/>
+          <w:bCs/>
+          <w:color w:val="065F46"/>
+          <w:sz w:val="18"/>
+          <w:szCs w:val="18"/>
+          <w:shd w:val="clear" w:color="auto" w:fill="D1FAE5"/>
+        </w:rPr>
+        <w:t xml:space="preserve"> ✋ Utilisateur / Demandeur </w:t>
+      </w:r>
     </w:p>
     <w:p>
       <w:pPr>
@@ -3514,6 +5040,9 @@
             <w:bottom w:w="0" w:type="dxa"/>
           </w:tblCellMar>
         </w:tblPrEx>
+        <w:trPr>
+          <w:cantSplit/>
+        </w:trPr>
         <w:tc>
           <w:tcPr>
             <w:tcW w:w="9360" w:type="dxa"/>
@@ -3588,10 +5117,152 @@
     </w:p>
     <w:p>
       <w:pPr>
+        <w:spacing w:before="0" w:after="160"/>
+      </w:pPr>
+      <w:r>
+        <w:rPr>
+          <w:b/>
+          <w:bCs/>
+          <w:color w:val="64748B"/>
+          <w:sz w:val="18"/>
+          <w:szCs w:val="18"/>
+        </w:rPr>
+        <w:t xml:space="preserve">Concerne : </w:t>
+      </w:r>
+      <w:r>
+        <w:rPr>
+          <w:b/>
+          <w:bCs/>
+          <w:color w:val="334155"/>
+          <w:sz w:val="18"/>
+          <w:szCs w:val="18"/>
+          <w:shd w:val="clear" w:color="auto" w:fill="E2E8F0"/>
+        </w:rPr>
+        <w:t xml:space="preserve"> 👁️ Visionneur </w:t>
+      </w:r>
+      <w:r>
+        <w:rPr>
+          <w:sz w:val="18"/>
+          <w:szCs w:val="18"/>
+        </w:rPr>
+        <w:t xml:space="preserve">   </w:t>
+      </w:r>
+      <w:r>
+        <w:rPr>
+          <w:b/>
+          <w:bCs/>
+          <w:color w:val="065F46"/>
+          <w:sz w:val="18"/>
+          <w:szCs w:val="18"/>
+          <w:shd w:val="clear" w:color="auto" w:fill="D1FAE5"/>
+        </w:rPr>
+        <w:t xml:space="preserve"> ✋ Utilisateur / Demandeur </w:t>
+      </w:r>
+      <w:r>
+        <w:rPr>
+          <w:i/>
+          <w:iCs/>
+          <w:color w:val="64748B"/>
+          <w:sz w:val="18"/>
+          <w:szCs w:val="18"/>
+        </w:rPr>
+        <w:t xml:space="preserve">   avec un fonctionnement différent selon le profil (ci-dessous)</w:t>
+      </w:r>
+    </w:p>
+    <w:p>
+      <w:pPr>
         <w:spacing w:after="120" w:line="278" w:lineRule="auto"/>
       </w:pPr>
       <w:r>
-        <w:t>Un assistant conversationnel est accessible via la bulle en bas à droite de l'écran. Posez-lui une question en langage courant (par exemple « combien d'interventions sont en cours ? » ou « montre-moi les contrats qui arrivent à échéance »).</w:t>
+        <w:t xml:space="preserve">Un assistant conversationnel est accessible via la bulle en bas à droite de l'écran. Écrivez en langage courant, même approximatif : il tolère les fautes de frappe. La réponse s'affiche au fil de l'eau et le bouton </w:t>
+      </w:r>
+      <w:r>
+        <w:rPr>
+          <w:b/>
+          <w:bCs/>
+        </w:rPr>
+        <w:t xml:space="preserve">■</w:t>
+      </w:r>
+      <w:r>
+        <w:t xml:space="preserve"> l'arrête à tout moment. Son rôle dépend de votre profil :</w:t>
+      </w:r>
+    </w:p>
+    <w:p>
+      <w:pPr>
+        <w:spacing w:before="80" w:after="40"/>
+      </w:pPr>
+      <w:r>
+        <w:rPr>
+          <w:b/>
+          <w:bCs/>
+          <w:color w:val="334155"/>
+          <w:sz w:val="18"/>
+          <w:szCs w:val="18"/>
+          <w:shd w:val="clear" w:color="auto" w:fill="E2E8F0"/>
+        </w:rPr>
+        <w:t xml:space="preserve"> 👁️ Visionneur </w:t>
+      </w:r>
+    </w:p>
+    <w:p>
+      <w:pPr>
+        <w:spacing w:after="120" w:line="278" w:lineRule="auto"/>
+      </w:pPr>
+      <w:r>
+        <w:t xml:space="preserve">L'assistant </w:t>
+      </w:r>
+      <w:r>
+        <w:rPr>
+          <w:b/>
+          <w:bCs/>
+        </w:rPr>
+        <w:t xml:space="preserve">recherche l'information</w:t>
+      </w:r>
+      <w:r>
+        <w:t xml:space="preserve"> pour vous dans le patrimoine, la maintenance, les plans et les modules installés : « combien d'interventions sont en cours ? », « où est l'extincteur 2 du centre technique ? », « montre-moi les contrats qui arrivent à échéance ». Il répond avec des liens cliquables vers les fiches et les plans. Il ne modifie rien, comme votre profil.</w:t>
+      </w:r>
+    </w:p>
+    <w:p>
+      <w:pPr>
+        <w:spacing w:before="80" w:after="40"/>
+      </w:pPr>
+      <w:r>
+        <w:rPr>
+          <w:b/>
+          <w:bCs/>
+          <w:color w:val="065F46"/>
+          <w:sz w:val="18"/>
+          <w:szCs w:val="18"/>
+          <w:shd w:val="clear" w:color="auto" w:fill="D1FAE5"/>
+        </w:rPr>
+        <w:t xml:space="preserve"> ✋ Utilisateur / Demandeur </w:t>
+      </w:r>
+    </w:p>
+    <w:p>
+      <w:pPr>
+        <w:spacing w:after="120" w:line="278" w:lineRule="auto"/>
+      </w:pPr>
+      <w:r>
+        <w:t xml:space="preserve">L'assistant est orienté </w:t>
+      </w:r>
+      <w:r>
+        <w:rPr>
+          <w:b/>
+          <w:bCs/>
+        </w:rPr>
+        <w:t xml:space="preserve">demandes</w:t>
+      </w:r>
+      <w:r>
+        <w:t xml:space="preserve">. Décrivez simplement votre problème — par exemple « problème de poignée à mon étage, 2ᵉ, bureau 235 » : il rédige un titre court, range le bâtiment et le lieu (étage, bureau) dans les champs prévus, puis </w:t>
+      </w:r>
+      <w:r>
+        <w:rPr>
+          <w:b/>
+          <w:bCs/>
+        </w:rPr>
+        <w:t xml:space="preserve">ouvre le formulaire de demande pré-rempli</w:t>
+      </w:r>
+      <w:r>
+        <w:t xml:space="preserve">. Vous relisez, corrigez si besoin et validez : rien n'est envoyé sans vous. Il répond aussi à « Où en est ma dernière demande ? » ou « Qui contacter pour un problème de plomberie ? ».</w:t>
       </w:r>
     </w:p>
     <w:tbl>
@@ -3697,7 +5368,7 @@
               <w:spacing w:after="40" w:line="268" w:lineRule="auto"/>
             </w:pPr>
             <w:r>
-              <w:t>Soyez précis dans vos questions. L'assistant aide à retrouver une information ou à comprendre un écran, mais les actions importantes (créer, modifier, supprimer) se font dans les rubriques dédiées, où vous gardez le contrôle.</w:t>
+              <w:t xml:space="preserve">Une question par message donne les meilleures réponses. L'assistant aide à retrouver une information, à comprendre un écran ou à préparer une demande, mais les actions importantes (créer, modifier, supprimer) se valident toujours dans les rubriques dédiées, où vous gardez le contrôle.</w:t>
             </w:r>
           </w:p>
         </w:tc>
@@ -3718,6 +5389,50 @@
         <w:t>Aide et questions fréquentes</w:t>
       </w:r>
       <w:bookmarkEnd w:id="27"/>
+    </w:p>
+    <w:p>
+      <w:pPr>
+        <w:spacing w:before="0" w:after="160"/>
+      </w:pPr>
+      <w:r>
+        <w:rPr>
+          <w:b/>
+          <w:bCs/>
+          <w:color w:val="64748B"/>
+          <w:sz w:val="18"/>
+          <w:szCs w:val="18"/>
+        </w:rPr>
+        <w:t xml:space="preserve">Concerne : </w:t>
+      </w:r>
+      <w:r>
+        <w:rPr>
+          <w:b/>
+          <w:bCs/>
+          <w:color w:val="334155"/>
+          <w:sz w:val="18"/>
+          <w:szCs w:val="18"/>
+          <w:shd w:val="clear" w:color="auto" w:fill="E2E8F0"/>
+        </w:rPr>
+        <w:t xml:space="preserve"> 👁️ Visionneur </w:t>
+      </w:r>
+      <w:r>
+        <w:rPr>
+          <w:sz w:val="18"/>
+          <w:szCs w:val="18"/>
+        </w:rPr>
+        <w:t xml:space="preserve">   </w:t>
+      </w:r>
+      <w:r>
+        <w:rPr>
+          <w:b/>
+          <w:bCs/>
+          <w:color w:val="065F46"/>
+          <w:sz w:val="18"/>
+          <w:szCs w:val="18"/>
+          <w:shd w:val="clear" w:color="auto" w:fill="D1FAE5"/>
+        </w:rPr>
+        <w:t xml:space="preserve"> ✋ Utilisateur / Demandeur </w:t>
+      </w:r>
     </w:p>
     <w:tbl>
       <w:tblPr>
@@ -4311,7 +6026,7 @@
         <w:sz w:val="17"/>
         <w:szCs w:val="17"/>
       </w:rPr>
-      <w:t>Larka · v1.0</w:t>
+      <w:t>Larka · manuels v2.0</w:t>
     </w:r>
     <w:r>
       <w:rPr>
@@ -6343,6 +8058,7 @@
     <w:uiPriority w:val="9"/>
     <w:qFormat/>
     <w:pPr>
+      <w:keepNext/>
       <w:pBdr>
         <w:bottom w:val="single" w:sz="10" w:space="4" w:color="10B981"/>
       </w:pBdr>
@@ -6363,6 +8079,7 @@
     <w:unhideWhenUsed/>
     <w:qFormat/>
     <w:pPr>
+      <w:keepNext/>
       <w:spacing w:before="240" w:after="100"/>
       <w:outlineLvl w:val="1"/>
     </w:pPr>
@@ -6380,6 +8097,7 @@
     <w:unhideWhenUsed/>
     <w:qFormat/>
     <w:pPr>
+      <w:keepNext/>
       <w:spacing w:before="160" w:after="70"/>
       <w:outlineLvl w:val="2"/>
     </w:pPr>
@@ -6557,7 +8275,7 @@
     <w:unhideWhenUsed/>
     <w:rsid w:val="00D3723E"/>
     <w:pPr>
-      <w:spacing w:after="100"/>
+      <w:spacing w:after="50"/>
     </w:pPr>
   </w:style>
   <w:style w:type="paragraph" w:styleId="TM2">
@@ -6569,7 +8287,7 @@
     <w:unhideWhenUsed/>
     <w:rsid w:val="00D3723E"/>
     <w:pPr>
-      <w:spacing w:after="100"/>
+      <w:spacing w:after="50"/>
       <w:ind w:left="220"/>
     </w:pPr>
   </w:style>
@@ -6582,7 +8300,7 @@
     <w:unhideWhenUsed/>
     <w:rsid w:val="00D3723E"/>
     <w:pPr>
-      <w:spacing w:after="100"/>
+      <w:spacing w:after="50"/>
       <w:ind w:left="440"/>
     </w:pPr>
   </w:style>
@@ -6632,7 +8350,7 @@
     </a:clrScheme>
     <a:fontScheme name="Office">
       <a:majorFont>
-        <a:latin typeface="Aptos Display" panose="02110004020202020204"/>
+        <a:latin typeface="Calibri"/>
         <a:ea typeface=""/>
         <a:cs typeface=""/>
         <a:font script="Jpan" typeface="游ゴシック Light"/>
@@ -6684,7 +8402,7 @@
         <a:font script="Tfng" typeface="Ebrima"/>
       </a:majorFont>
       <a:minorFont>
-        <a:latin typeface="Aptos" panose="02110004020202020204"/>
+        <a:latin typeface="Calibri"/>
         <a:ea typeface=""/>
         <a:cs typeface=""/>
         <a:font script="Jpan" typeface="游明朝"/>

--- a/Documentations/Manuel-Larka-Visionneur-Utilisateur.docx
+++ b/Documentations/Manuel-Larka-Visionneur-Utilisateur.docx
@@ -191,7 +191,7 @@
           <w:sz w:val="19"/>
           <w:szCs w:val="19"/>
         </w:rPr>
-        <w:t xml:space="preserve">Manuels version 2.2 — Larka V2.2.0 — 24 octobre 2026</w:t>
+        <w:t xml:space="preserve">Manuels version 2.1 — Larka V2.1.0 — 25 octobre 2026</w:t>
       </w:r>
     </w:p>
     <w:p>
@@ -6509,7 +6509,7 @@
         <w:sz w:val="17"/>
         <w:szCs w:val="17"/>
       </w:rPr>
-      <w:t>Larka · manuels v2.2</w:t>
+      <w:t>Larka · manuels v2.1</w:t>
     </w:r>
     <w:r>
       <w:rPr>
